--- a/Cover Letter New.docx
+++ b/Cover Letter New.docx
@@ -6,6 +6,7 @@
       <w:pPr>
         <w:pStyle w:val="Normal"/>
         <w:spacing w:before="0" w:after="0"/>
+        <w:contextualSpacing/>
         <w:jc w:val="center"/>
         <w:rPr>
           <w:b/>
@@ -29,6 +30,7 @@
       <w:pPr>
         <w:pStyle w:val="Normal"/>
         <w:spacing w:lineRule="auto" w:line="240" w:before="0" w:after="0"/>
+        <w:contextualSpacing/>
         <w:rPr>
           <w:b/>
           <w:b/>
@@ -50,6 +52,7 @@
       <w:pPr>
         <w:pStyle w:val="Normal"/>
         <w:spacing w:lineRule="auto" w:line="240" w:before="0" w:after="0"/>
+        <w:contextualSpacing/>
         <w:jc w:val="right"/>
         <w:rPr>
           <w:i/>
@@ -71,6 +74,7 @@
       <w:pPr>
         <w:pStyle w:val="Normal"/>
         <w:spacing w:lineRule="auto" w:line="240" w:before="0" w:after="0"/>
+        <w:contextualSpacing/>
         <w:jc w:val="right"/>
         <w:rPr>
           <w:i/>
@@ -95,13 +99,13 @@
     <w:p>
       <w:pPr>
         <w:pStyle w:val="Normal"/>
-        <w:keepNext w:val="false"/>
+        <w:keepNext/>
         <w:keepLines w:val="false"/>
         <w:widowControl/>
-        <w:pBdr/>
         <w:shd w:val="clear" w:fill="auto"/>
         <w:spacing w:lineRule="auto" w:line="240" w:before="0" w:after="0"/>
         <w:ind w:left="0" w:right="0" w:hanging="0"/>
+        <w:contextualSpacing/>
         <w:jc w:val="right"/>
         <w:rPr/>
       </w:pPr>
@@ -122,13 +126,13 @@
     <w:p>
       <w:pPr>
         <w:pStyle w:val="Normal"/>
-        <w:keepNext w:val="false"/>
+        <w:keepNext/>
         <w:keepLines w:val="false"/>
         <w:widowControl/>
-        <w:pBdr/>
         <w:shd w:val="clear" w:fill="auto"/>
         <w:spacing w:lineRule="auto" w:line="240" w:before="0" w:after="0"/>
         <w:ind w:left="0" w:right="0" w:hanging="0"/>
+        <w:contextualSpacing/>
         <w:jc w:val="right"/>
         <w:rPr/>
       </w:pPr>
@@ -150,6 +154,7 @@
       <w:pPr>
         <w:pStyle w:val="Normal"/>
         <w:spacing w:lineRule="auto" w:line="240" w:before="0" w:after="0"/>
+        <w:contextualSpacing/>
         <w:jc w:val="right"/>
         <w:rPr>
           <w:i/>
@@ -171,6 +176,7 @@
       <w:pPr>
         <w:pStyle w:val="Normal"/>
         <w:spacing w:lineRule="auto" w:line="240" w:before="0" w:after="0"/>
+        <w:contextualSpacing/>
         <w:jc w:val="right"/>
         <w:rPr>
           <w:b/>
@@ -195,6 +201,7 @@
       <w:pPr>
         <w:pStyle w:val="Normal"/>
         <w:spacing w:before="0" w:after="0"/>
+        <w:contextualSpacing/>
         <w:jc w:val="both"/>
         <w:rPr>
           <w:rFonts w:ascii="Times New Roman" w:hAnsi="Times New Roman" w:eastAsia="Times New Roman" w:cs="Times New Roman"/>
@@ -214,346 +221,389 @@
       <w:pPr>
         <w:pStyle w:val="Normal"/>
         <w:spacing w:before="0" w:after="0"/>
-        <w:jc w:val="both"/>
-        <w:rPr>
-          <w:rFonts w:ascii="Times New Roman" w:hAnsi="Times New Roman" w:eastAsia="Times New Roman" w:cs="Times New Roman"/>
-          <w:sz w:val="24"/>
-          <w:szCs w:val="24"/>
-        </w:rPr>
-      </w:pPr>
-      <w:r>
-        <w:rPr>
-          <w:rFonts w:eastAsia="Times New Roman" w:cs="Times New Roman" w:ascii="Times New Roman" w:hAnsi="Times New Roman"/>
-          <w:sz w:val="24"/>
-          <w:szCs w:val="24"/>
-        </w:rPr>
-        <w:t xml:space="preserve">I’m a pre-final year student at </w:t>
-      </w:r>
-      <w:r>
-        <w:rPr>
-          <w:rFonts w:eastAsia="Times New Roman" w:cs="Times New Roman" w:ascii="Times New Roman" w:hAnsi="Times New Roman"/>
-          <w:b/>
-          <w:sz w:val="24"/>
-          <w:szCs w:val="24"/>
-        </w:rPr>
-        <w:t>International Institute of Information Technology, Hyderabad</w:t>
-      </w:r>
-      <w:r>
-        <w:rPr>
-          <w:rFonts w:eastAsia="Times New Roman" w:cs="Times New Roman" w:ascii="Times New Roman" w:hAnsi="Times New Roman"/>
-          <w:sz w:val="24"/>
-          <w:szCs w:val="24"/>
-        </w:rPr>
-        <w:t xml:space="preserve">. I’m pursuing my </w:t>
-      </w:r>
-      <w:r>
-        <w:rPr>
-          <w:rFonts w:eastAsia="Times New Roman" w:cs="Times New Roman" w:ascii="Times New Roman" w:hAnsi="Times New Roman"/>
-          <w:b/>
-          <w:sz w:val="24"/>
-          <w:szCs w:val="24"/>
-        </w:rPr>
-        <w:t>B.Tech in Computer Science</w:t>
-      </w:r>
-      <w:r>
-        <w:rPr>
-          <w:rFonts w:eastAsia="Times New Roman" w:cs="Times New Roman" w:ascii="Times New Roman" w:hAnsi="Times New Roman"/>
-          <w:sz w:val="24"/>
-          <w:szCs w:val="24"/>
-        </w:rPr>
-        <w:t xml:space="preserve"> and </w:t>
-      </w:r>
-      <w:r>
-        <w:rPr>
-          <w:rFonts w:eastAsia="Times New Roman" w:cs="Times New Roman" w:ascii="Times New Roman" w:hAnsi="Times New Roman"/>
-          <w:b/>
-          <w:sz w:val="24"/>
-          <w:szCs w:val="24"/>
-        </w:rPr>
-        <w:t>MS by Research in Exact Humanities</w:t>
-      </w:r>
-      <w:r>
-        <w:rPr>
-          <w:rFonts w:eastAsia="Times New Roman" w:cs="Times New Roman" w:ascii="Times New Roman" w:hAnsi="Times New Roman"/>
-          <w:sz w:val="24"/>
-          <w:szCs w:val="24"/>
-        </w:rPr>
-        <w:t xml:space="preserve">. My primary interests lies in the field of </w:t>
-      </w:r>
-      <w:r>
-        <w:rPr>
-          <w:rFonts w:eastAsia="Times New Roman" w:cs="Times New Roman" w:ascii="Times New Roman" w:hAnsi="Times New Roman"/>
-          <w:sz w:val="24"/>
-          <w:szCs w:val="24"/>
-          <w:u w:val="single"/>
-        </w:rPr>
-        <w:t>Software Development, Data Science and Machine Learning</w:t>
-      </w:r>
-      <w:r>
-        <w:rPr>
-          <w:rFonts w:eastAsia="Times New Roman" w:cs="Times New Roman" w:ascii="Times New Roman" w:hAnsi="Times New Roman"/>
-          <w:sz w:val="24"/>
-          <w:szCs w:val="24"/>
-        </w:rPr>
-        <w:t>.</w:t>
-      </w:r>
-    </w:p>
-    <w:p>
-      <w:pPr>
-        <w:pStyle w:val="Normal"/>
-        <w:spacing w:before="0" w:after="0"/>
-        <w:jc w:val="both"/>
-        <w:rPr>
-          <w:rFonts w:ascii="Times New Roman" w:hAnsi="Times New Roman" w:eastAsia="Times New Roman" w:cs="Times New Roman"/>
-          <w:sz w:val="24"/>
-          <w:szCs w:val="24"/>
-        </w:rPr>
-      </w:pPr>
-      <w:r>
-        <w:rPr>
-          <w:rFonts w:eastAsia="Times New Roman" w:cs="Times New Roman" w:ascii="Times New Roman" w:hAnsi="Times New Roman"/>
-          <w:sz w:val="24"/>
-          <w:szCs w:val="24"/>
-        </w:rPr>
-      </w:r>
-    </w:p>
-    <w:p>
-      <w:pPr>
-        <w:pStyle w:val="Normal"/>
-        <w:spacing w:before="0" w:after="0"/>
-        <w:jc w:val="both"/>
-        <w:rPr>
-          <w:rFonts w:ascii="Times New Roman" w:hAnsi="Times New Roman" w:eastAsia="Times New Roman" w:cs="Times New Roman"/>
-          <w:sz w:val="24"/>
-          <w:szCs w:val="24"/>
-        </w:rPr>
-      </w:pPr>
-      <w:r>
-        <w:rPr>
-          <w:rFonts w:eastAsia="Times New Roman" w:cs="Times New Roman" w:ascii="Times New Roman" w:hAnsi="Times New Roman"/>
-          <w:sz w:val="24"/>
-          <w:szCs w:val="24"/>
-        </w:rPr>
-        <w:t xml:space="preserve">I am a fast learner, a passionate developing enthusiast and I love solving problems; be it tinkering with designing a model or simply developing programs and breaking the code. I have a good amount of </w:t>
-      </w:r>
-      <w:r>
-        <w:rPr>
-          <w:rFonts w:eastAsia="Times New Roman" w:cs="Times New Roman" w:ascii="Times New Roman" w:hAnsi="Times New Roman"/>
-          <w:sz w:val="24"/>
-          <w:szCs w:val="24"/>
-          <w:u w:val="single"/>
-        </w:rPr>
-        <w:t>full stack development</w:t>
-      </w:r>
-      <w:r>
-        <w:rPr>
-          <w:rFonts w:eastAsia="Times New Roman" w:cs="Times New Roman" w:ascii="Times New Roman" w:hAnsi="Times New Roman"/>
-          <w:sz w:val="24"/>
-          <w:szCs w:val="24"/>
-        </w:rPr>
-        <w:t xml:space="preserve"> and </w:t>
-      </w:r>
-      <w:r>
-        <w:rPr>
-          <w:rFonts w:eastAsia="Times New Roman" w:cs="Times New Roman" w:ascii="Times New Roman" w:hAnsi="Times New Roman"/>
-          <w:sz w:val="24"/>
-          <w:szCs w:val="24"/>
-          <w:u w:val="single"/>
-        </w:rPr>
-        <w:t>data science experience</w:t>
-      </w:r>
-      <w:r>
-        <w:rPr>
-          <w:rFonts w:eastAsia="Times New Roman" w:cs="Times New Roman" w:ascii="Times New Roman" w:hAnsi="Times New Roman"/>
-          <w:sz w:val="24"/>
-          <w:szCs w:val="24"/>
-        </w:rPr>
-        <w:t xml:space="preserve">. As a student who is doing his major in Computer Science, I have undertaken lots of projects that taught me how to be a team player who constantly thrive on improving the project or the task at hand. I learned how to work in a team and handle large amount of codebase; be it contributing to an existing code, refactoring the code, using trackers to keep records of issues and manage them. As part of my Master’s credits, I have also gained experience in fields like </w:t>
-      </w:r>
-      <w:r>
-        <w:rPr>
-          <w:rFonts w:eastAsia="Times New Roman" w:cs="Times New Roman" w:ascii="Times New Roman" w:hAnsi="Times New Roman"/>
-          <w:sz w:val="24"/>
-          <w:szCs w:val="24"/>
-          <w:u w:val="single"/>
-        </w:rPr>
-        <w:t>Ontology</w:t>
-      </w:r>
-      <w:r>
-        <w:rPr>
-          <w:rFonts w:eastAsia="Times New Roman" w:cs="Times New Roman" w:ascii="Times New Roman" w:hAnsi="Times New Roman"/>
-          <w:sz w:val="24"/>
-          <w:szCs w:val="24"/>
-        </w:rPr>
-        <w:t xml:space="preserve">, </w:t>
-      </w:r>
-      <w:r>
-        <w:rPr>
-          <w:rFonts w:eastAsia="Times New Roman" w:cs="Times New Roman" w:ascii="Times New Roman" w:hAnsi="Times New Roman"/>
-          <w:sz w:val="24"/>
-          <w:szCs w:val="24"/>
-          <w:u w:val="single"/>
-        </w:rPr>
-        <w:t>Web 3.0</w:t>
-      </w:r>
-      <w:r>
-        <w:rPr>
-          <w:rFonts w:eastAsia="Times New Roman" w:cs="Times New Roman" w:ascii="Times New Roman" w:hAnsi="Times New Roman"/>
-          <w:sz w:val="24"/>
-          <w:szCs w:val="24"/>
-        </w:rPr>
-        <w:t xml:space="preserve">, Sociology and </w:t>
-      </w:r>
-      <w:r>
-        <w:rPr>
-          <w:rFonts w:eastAsia="Times New Roman" w:cs="Times New Roman" w:ascii="Times New Roman" w:hAnsi="Times New Roman"/>
-          <w:sz w:val="24"/>
-          <w:szCs w:val="24"/>
-          <w:u w:val="single"/>
-        </w:rPr>
-        <w:t>Confluence of Humanities and Computer Science</w:t>
-      </w:r>
-      <w:r>
-        <w:rPr>
-          <w:rFonts w:eastAsia="Times New Roman" w:cs="Times New Roman" w:ascii="Times New Roman" w:hAnsi="Times New Roman"/>
-          <w:sz w:val="24"/>
-          <w:szCs w:val="24"/>
-        </w:rPr>
-        <w:t>.</w:t>
-      </w:r>
-    </w:p>
-    <w:p>
-      <w:pPr>
-        <w:pStyle w:val="Normal"/>
-        <w:spacing w:before="0" w:after="0"/>
-        <w:jc w:val="both"/>
-        <w:rPr>
-          <w:rFonts w:ascii="Times New Roman" w:hAnsi="Times New Roman" w:eastAsia="Times New Roman" w:cs="Times New Roman"/>
-          <w:sz w:val="24"/>
-          <w:szCs w:val="24"/>
-        </w:rPr>
-      </w:pPr>
-      <w:r>
-        <w:rPr>
-          <w:rFonts w:eastAsia="Times New Roman" w:cs="Times New Roman" w:ascii="Times New Roman" w:hAnsi="Times New Roman"/>
-          <w:sz w:val="24"/>
-          <w:szCs w:val="24"/>
-        </w:rPr>
-      </w:r>
-    </w:p>
-    <w:p>
-      <w:pPr>
-        <w:pStyle w:val="Normal"/>
-        <w:spacing w:before="0" w:after="0"/>
-        <w:jc w:val="both"/>
-        <w:rPr>
-          <w:rFonts w:ascii="Times New Roman" w:hAnsi="Times New Roman" w:eastAsia="Times New Roman" w:cs="Times New Roman"/>
-          <w:sz w:val="24"/>
-          <w:szCs w:val="24"/>
-        </w:rPr>
-      </w:pPr>
-      <w:r>
-        <w:rPr>
-          <w:rFonts w:eastAsia="Times New Roman" w:cs="Times New Roman" w:ascii="Times New Roman" w:hAnsi="Times New Roman"/>
-          <w:sz w:val="24"/>
-          <w:szCs w:val="24"/>
-        </w:rPr>
-        <w:t xml:space="preserve">The diversity in different fields that can be explored as a software developer inspires me to pursue it as a career option. In the past three years I have gathered a decent amount of exposure and proficient experience in projects dealing with </w:t>
-      </w:r>
-      <w:r>
-        <w:rPr>
-          <w:rFonts w:eastAsia="Times New Roman" w:cs="Times New Roman" w:ascii="Times New Roman" w:hAnsi="Times New Roman"/>
-          <w:sz w:val="24"/>
-          <w:szCs w:val="24"/>
-          <w:u w:val="single"/>
-        </w:rPr>
-        <w:t>Python, R, C/C++, HTML/CSS, Bash and JavaScript</w:t>
-      </w:r>
-      <w:r>
-        <w:rPr>
-          <w:rFonts w:eastAsia="Times New Roman" w:cs="Times New Roman" w:ascii="Times New Roman" w:hAnsi="Times New Roman"/>
-          <w:sz w:val="24"/>
-          <w:szCs w:val="24"/>
-        </w:rPr>
-        <w:t xml:space="preserve">. Along with my courses, I was appointed as a </w:t>
-      </w:r>
-      <w:r>
-        <w:rPr>
-          <w:rFonts w:eastAsia="Times New Roman" w:cs="Times New Roman" w:ascii="Times New Roman" w:hAnsi="Times New Roman"/>
-          <w:sz w:val="24"/>
-          <w:szCs w:val="24"/>
-          <w:u w:val="single"/>
-        </w:rPr>
-        <w:t>Teaching Assistant</w:t>
-      </w:r>
-      <w:r>
-        <w:rPr>
-          <w:rFonts w:eastAsia="Times New Roman" w:cs="Times New Roman" w:ascii="Times New Roman" w:hAnsi="Times New Roman"/>
-          <w:sz w:val="24"/>
-          <w:szCs w:val="24"/>
-        </w:rPr>
-        <w:t xml:space="preserve"> for IT Workshop 1 and 2 offered to undergraduate students, consecutively for two semesters. I took up course on Natural Language Processing to hone my skills and strengthen my foundations in the area of my research field. I thoroughly enjoyed the course which helped me gain a good introduction to Sentiment Analysis. Along with my academics, I have also interned at the prestigious </w:t>
-      </w:r>
-      <w:r>
-        <w:rPr>
-          <w:rFonts w:eastAsia="Times New Roman" w:cs="Times New Roman" w:ascii="Times New Roman" w:hAnsi="Times New Roman"/>
-          <w:sz w:val="24"/>
-          <w:szCs w:val="24"/>
-          <w:u w:val="single"/>
-        </w:rPr>
-        <w:t>Indian School of Business</w:t>
-      </w:r>
-      <w:r>
-        <w:rPr>
-          <w:rFonts w:eastAsia="Times New Roman" w:cs="Times New Roman" w:ascii="Times New Roman" w:hAnsi="Times New Roman"/>
-          <w:sz w:val="24"/>
-          <w:szCs w:val="24"/>
-        </w:rPr>
-        <w:t xml:space="preserve"> and startups focussing on cyber security, Authbase and data analytics, Lumata Digital.</w:t>
-      </w:r>
-    </w:p>
-    <w:p>
-      <w:pPr>
-        <w:pStyle w:val="Normal"/>
-        <w:spacing w:before="0" w:after="0"/>
-        <w:jc w:val="both"/>
-        <w:rPr>
-          <w:rFonts w:ascii="Times New Roman" w:hAnsi="Times New Roman" w:eastAsia="Times New Roman" w:cs="Times New Roman"/>
-          <w:sz w:val="24"/>
-          <w:szCs w:val="24"/>
-        </w:rPr>
-      </w:pPr>
-      <w:r>
-        <w:rPr>
-          <w:rFonts w:eastAsia="Times New Roman" w:cs="Times New Roman" w:ascii="Times New Roman" w:hAnsi="Times New Roman"/>
-          <w:sz w:val="24"/>
-          <w:szCs w:val="24"/>
-        </w:rPr>
-      </w:r>
-    </w:p>
-    <w:p>
-      <w:pPr>
-        <w:pStyle w:val="Normal"/>
-        <w:spacing w:before="0" w:after="0"/>
+        <w:contextualSpacing/>
         <w:jc w:val="both"/>
         <w:rPr/>
       </w:pPr>
-      <w:r>
-        <w:rPr>
-          <w:rFonts w:eastAsia="Times New Roman" w:cs="Times New Roman" w:ascii="Times New Roman" w:hAnsi="Times New Roman"/>
-          <w:sz w:val="24"/>
-          <w:szCs w:val="24"/>
-        </w:rPr>
-        <w:t>I am confident that my aptitude and relevant background would bring a high level of energy and enthusiasm to your program.</w:t>
+      <w:bookmarkStart w:id="0" w:name="__DdeLink__57_1644422661"/>
+      <w:r>
+        <w:rPr>
+          <w:rFonts w:eastAsia="Times New Roman" w:cs="Times New Roman" w:ascii="Times New Roman" w:hAnsi="Times New Roman"/>
+          <w:sz w:val="24"/>
+          <w:szCs w:val="24"/>
+        </w:rPr>
+        <w:t xml:space="preserve">I’m a pre-final year student at </w:t>
+      </w:r>
+      <w:r>
+        <w:rPr>
+          <w:rFonts w:eastAsia="Times New Roman" w:cs="Times New Roman" w:ascii="Times New Roman" w:hAnsi="Times New Roman"/>
+          <w:b/>
+          <w:sz w:val="24"/>
+          <w:szCs w:val="24"/>
+        </w:rPr>
+        <w:t>International Institute of Information Technology, Hyderabad</w:t>
+      </w:r>
+      <w:r>
+        <w:rPr>
+          <w:rFonts w:eastAsia="Times New Roman" w:cs="Times New Roman" w:ascii="Times New Roman" w:hAnsi="Times New Roman"/>
+          <w:sz w:val="24"/>
+          <w:szCs w:val="24"/>
+        </w:rPr>
+        <w:t xml:space="preserve">. I’m pursuing my </w:t>
+      </w:r>
+      <w:r>
+        <w:rPr>
+          <w:rFonts w:eastAsia="Times New Roman" w:cs="Times New Roman" w:ascii="Times New Roman" w:hAnsi="Times New Roman"/>
+          <w:b/>
+          <w:sz w:val="24"/>
+          <w:szCs w:val="24"/>
+        </w:rPr>
+        <w:t xml:space="preserve">B.Tech </w:t>
+      </w:r>
+      <w:r>
+        <w:rPr>
+          <w:rFonts w:eastAsia="Times New Roman" w:cs="Times New Roman" w:ascii="Times New Roman" w:hAnsi="Times New Roman"/>
+          <w:b/>
+          <w:sz w:val="24"/>
+          <w:szCs w:val="24"/>
+        </w:rPr>
+        <w:t>(Hons)</w:t>
+      </w:r>
+      <w:r>
+        <w:rPr>
+          <w:rFonts w:eastAsia="Times New Roman" w:cs="Times New Roman" w:ascii="Times New Roman" w:hAnsi="Times New Roman"/>
+          <w:b/>
+          <w:sz w:val="24"/>
+          <w:szCs w:val="24"/>
+        </w:rPr>
+        <w:t xml:space="preserve"> in Computer Science</w:t>
+      </w:r>
+      <w:r>
+        <w:rPr>
+          <w:rFonts w:eastAsia="Times New Roman" w:cs="Times New Roman" w:ascii="Times New Roman" w:hAnsi="Times New Roman"/>
+          <w:sz w:val="24"/>
+          <w:szCs w:val="24"/>
+        </w:rPr>
+        <w:t xml:space="preserve"> and </w:t>
+      </w:r>
+      <w:r>
+        <w:rPr>
+          <w:rFonts w:eastAsia="Times New Roman" w:cs="Times New Roman" w:ascii="Times New Roman" w:hAnsi="Times New Roman"/>
+          <w:b/>
+          <w:sz w:val="24"/>
+          <w:szCs w:val="24"/>
+        </w:rPr>
+        <w:t xml:space="preserve">MS by Research in </w:t>
+      </w:r>
+      <w:r>
+        <w:rPr>
+          <w:rFonts w:eastAsia="Times New Roman" w:cs="Times New Roman" w:ascii="Times New Roman" w:hAnsi="Times New Roman"/>
+          <w:b/>
+          <w:sz w:val="24"/>
+          <w:szCs w:val="24"/>
+        </w:rPr>
+        <w:t>Computational</w:t>
+      </w:r>
+      <w:r>
+        <w:rPr>
+          <w:rFonts w:eastAsia="Times New Roman" w:cs="Times New Roman" w:ascii="Times New Roman" w:hAnsi="Times New Roman"/>
+          <w:b/>
+          <w:sz w:val="24"/>
+          <w:szCs w:val="24"/>
+        </w:rPr>
+        <w:t xml:space="preserve"> Humanities</w:t>
+      </w:r>
+      <w:r>
+        <w:rPr>
+          <w:rFonts w:eastAsia="Times New Roman" w:cs="Times New Roman" w:ascii="Times New Roman" w:hAnsi="Times New Roman"/>
+          <w:sz w:val="24"/>
+          <w:szCs w:val="24"/>
+        </w:rPr>
+        <w:t xml:space="preserve">. My primary interests lies in the field of </w:t>
+      </w:r>
+      <w:r>
+        <w:rPr>
+          <w:rFonts w:eastAsia="Times New Roman" w:cs="Times New Roman" w:ascii="Times New Roman" w:hAnsi="Times New Roman"/>
+          <w:sz w:val="24"/>
+          <w:szCs w:val="24"/>
+          <w:u w:val="single"/>
+        </w:rPr>
+        <w:t>Software Development, Data Science and Machine Learning</w:t>
+      </w:r>
+      <w:r>
+        <w:rPr>
+          <w:rFonts w:eastAsia="Times New Roman" w:cs="Times New Roman" w:ascii="Times New Roman" w:hAnsi="Times New Roman"/>
+          <w:sz w:val="24"/>
+          <w:szCs w:val="24"/>
+        </w:rPr>
+        <w:t>.</w:t>
       </w:r>
     </w:p>
     <w:p>
       <w:pPr>
         <w:pStyle w:val="Normal"/>
         <w:spacing w:before="0" w:after="0"/>
+        <w:contextualSpacing/>
+        <w:jc w:val="both"/>
+        <w:rPr>
+          <w:rFonts w:ascii="Times New Roman" w:hAnsi="Times New Roman" w:eastAsia="Times New Roman" w:cs="Times New Roman"/>
+          <w:sz w:val="24"/>
+          <w:szCs w:val="24"/>
+        </w:rPr>
+      </w:pPr>
+      <w:r>
+        <w:rPr>
+          <w:rFonts w:eastAsia="Times New Roman" w:cs="Times New Roman" w:ascii="Times New Roman" w:hAnsi="Times New Roman"/>
+          <w:sz w:val="24"/>
+          <w:szCs w:val="24"/>
+        </w:rPr>
+      </w:r>
+    </w:p>
+    <w:p>
+      <w:pPr>
+        <w:pStyle w:val="Normal"/>
+        <w:spacing w:before="0" w:after="0"/>
+        <w:contextualSpacing/>
+        <w:jc w:val="both"/>
+        <w:rPr>
+          <w:rFonts w:ascii="Times New Roman" w:hAnsi="Times New Roman" w:eastAsia="Times New Roman" w:cs="Times New Roman"/>
+          <w:sz w:val="24"/>
+          <w:szCs w:val="24"/>
+        </w:rPr>
+      </w:pPr>
+      <w:r>
+        <w:rPr>
+          <w:rFonts w:eastAsia="Times New Roman" w:cs="Times New Roman" w:ascii="Times New Roman" w:hAnsi="Times New Roman"/>
+          <w:sz w:val="24"/>
+          <w:szCs w:val="24"/>
+        </w:rPr>
+        <w:t xml:space="preserve">I am a fast learner, a passionate developing enthusiast and I love solving problems; be it tinkering with designing a model or simply developing programs and breaking the code. I have a good amount of </w:t>
+      </w:r>
+      <w:r>
+        <w:rPr>
+          <w:rFonts w:eastAsia="Times New Roman" w:cs="Times New Roman" w:ascii="Times New Roman" w:hAnsi="Times New Roman"/>
+          <w:sz w:val="24"/>
+          <w:szCs w:val="24"/>
+          <w:u w:val="single"/>
+        </w:rPr>
+        <w:t>full stack development</w:t>
+      </w:r>
+      <w:r>
+        <w:rPr>
+          <w:rFonts w:eastAsia="Times New Roman" w:cs="Times New Roman" w:ascii="Times New Roman" w:hAnsi="Times New Roman"/>
+          <w:sz w:val="24"/>
+          <w:szCs w:val="24"/>
+        </w:rPr>
+        <w:t xml:space="preserve"> and </w:t>
+      </w:r>
+      <w:r>
+        <w:rPr>
+          <w:rFonts w:eastAsia="Times New Roman" w:cs="Times New Roman" w:ascii="Times New Roman" w:hAnsi="Times New Roman"/>
+          <w:sz w:val="24"/>
+          <w:szCs w:val="24"/>
+          <w:u w:val="single"/>
+        </w:rPr>
+        <w:t>data science experience</w:t>
+      </w:r>
+      <w:r>
+        <w:rPr>
+          <w:rFonts w:eastAsia="Times New Roman" w:cs="Times New Roman" w:ascii="Times New Roman" w:hAnsi="Times New Roman"/>
+          <w:sz w:val="24"/>
+          <w:szCs w:val="24"/>
+        </w:rPr>
+        <w:t xml:space="preserve">. As a student who is doing his major in Computer Science, I have undertaken lots of projects that taught me how to be a team player who constantly thrive on improving the project or the task at hand. I learned how to work in a team and handle large amount of codebase; be it contributing to an existing code, refactoring the code, using trackers to keep records of issues and manage them. As part of my Master’s credits, I have also gained experience in fields like </w:t>
+      </w:r>
+      <w:r>
+        <w:rPr>
+          <w:rFonts w:eastAsia="Times New Roman" w:cs="Times New Roman" w:ascii="Times New Roman" w:hAnsi="Times New Roman"/>
+          <w:sz w:val="24"/>
+          <w:szCs w:val="24"/>
+          <w:u w:val="single"/>
+        </w:rPr>
+        <w:t>Ontology</w:t>
+      </w:r>
+      <w:r>
+        <w:rPr>
+          <w:rFonts w:eastAsia="Times New Roman" w:cs="Times New Roman" w:ascii="Times New Roman" w:hAnsi="Times New Roman"/>
+          <w:sz w:val="24"/>
+          <w:szCs w:val="24"/>
+        </w:rPr>
+        <w:t xml:space="preserve">, </w:t>
+      </w:r>
+      <w:r>
+        <w:rPr>
+          <w:rFonts w:eastAsia="Times New Roman" w:cs="Times New Roman" w:ascii="Times New Roman" w:hAnsi="Times New Roman"/>
+          <w:sz w:val="24"/>
+          <w:szCs w:val="24"/>
+          <w:u w:val="single"/>
+        </w:rPr>
+        <w:t>Web 3.0</w:t>
+      </w:r>
+      <w:r>
+        <w:rPr>
+          <w:rFonts w:eastAsia="Times New Roman" w:cs="Times New Roman" w:ascii="Times New Roman" w:hAnsi="Times New Roman"/>
+          <w:sz w:val="24"/>
+          <w:szCs w:val="24"/>
+        </w:rPr>
+        <w:t xml:space="preserve">, Sociology and </w:t>
+      </w:r>
+      <w:r>
+        <w:rPr>
+          <w:rFonts w:eastAsia="Times New Roman" w:cs="Times New Roman" w:ascii="Times New Roman" w:hAnsi="Times New Roman"/>
+          <w:sz w:val="24"/>
+          <w:szCs w:val="24"/>
+          <w:u w:val="single"/>
+        </w:rPr>
+        <w:t>Confluence of Humanities and Computer Science</w:t>
+      </w:r>
+      <w:r>
+        <w:rPr>
+          <w:rFonts w:eastAsia="Times New Roman" w:cs="Times New Roman" w:ascii="Times New Roman" w:hAnsi="Times New Roman"/>
+          <w:sz w:val="24"/>
+          <w:szCs w:val="24"/>
+        </w:rPr>
+        <w:t>.</w:t>
+      </w:r>
+    </w:p>
+    <w:p>
+      <w:pPr>
+        <w:pStyle w:val="Normal"/>
+        <w:spacing w:before="0" w:after="0"/>
+        <w:contextualSpacing/>
+        <w:jc w:val="both"/>
+        <w:rPr>
+          <w:rFonts w:ascii="Times New Roman" w:hAnsi="Times New Roman" w:eastAsia="Times New Roman" w:cs="Times New Roman"/>
+          <w:sz w:val="24"/>
+          <w:szCs w:val="24"/>
+        </w:rPr>
+      </w:pPr>
+      <w:r>
+        <w:rPr>
+          <w:rFonts w:eastAsia="Times New Roman" w:cs="Times New Roman" w:ascii="Times New Roman" w:hAnsi="Times New Roman"/>
+          <w:sz w:val="24"/>
+          <w:szCs w:val="24"/>
+        </w:rPr>
+      </w:r>
+    </w:p>
+    <w:p>
+      <w:pPr>
+        <w:pStyle w:val="Normal"/>
+        <w:spacing w:before="0" w:after="0"/>
+        <w:contextualSpacing/>
+        <w:jc w:val="both"/>
+        <w:rPr>
+          <w:rFonts w:ascii="Times New Roman" w:hAnsi="Times New Roman" w:eastAsia="Times New Roman" w:cs="Times New Roman"/>
+          <w:sz w:val="24"/>
+          <w:szCs w:val="24"/>
+        </w:rPr>
+      </w:pPr>
+      <w:r>
+        <w:rPr>
+          <w:rFonts w:eastAsia="Times New Roman" w:cs="Times New Roman" w:ascii="Times New Roman" w:hAnsi="Times New Roman"/>
+          <w:sz w:val="24"/>
+          <w:szCs w:val="24"/>
+        </w:rPr>
+        <w:t xml:space="preserve">The diversity in different fields that can be explored as a software developer inspires me to pursue it as a career option. In the past three years I have gathered a decent amount of exposure and proficient experience in projects dealing with </w:t>
+      </w:r>
+      <w:r>
+        <w:rPr>
+          <w:rFonts w:eastAsia="Times New Roman" w:cs="Times New Roman" w:ascii="Times New Roman" w:hAnsi="Times New Roman"/>
+          <w:sz w:val="24"/>
+          <w:szCs w:val="24"/>
+          <w:u w:val="single"/>
+        </w:rPr>
+        <w:t>Python, R, C/C++, HTML/CSS, Bash and JavaScript</w:t>
+      </w:r>
+      <w:r>
+        <w:rPr>
+          <w:rFonts w:eastAsia="Times New Roman" w:cs="Times New Roman" w:ascii="Times New Roman" w:hAnsi="Times New Roman"/>
+          <w:sz w:val="24"/>
+          <w:szCs w:val="24"/>
+        </w:rPr>
+        <w:t xml:space="preserve">. Along with my courses, I was appointed as a </w:t>
+      </w:r>
+      <w:r>
+        <w:rPr>
+          <w:rFonts w:eastAsia="Times New Roman" w:cs="Times New Roman" w:ascii="Times New Roman" w:hAnsi="Times New Roman"/>
+          <w:sz w:val="24"/>
+          <w:szCs w:val="24"/>
+          <w:u w:val="single"/>
+        </w:rPr>
+        <w:t>Teaching Assistant</w:t>
+      </w:r>
+      <w:r>
+        <w:rPr>
+          <w:rFonts w:eastAsia="Times New Roman" w:cs="Times New Roman" w:ascii="Times New Roman" w:hAnsi="Times New Roman"/>
+          <w:sz w:val="24"/>
+          <w:szCs w:val="24"/>
+        </w:rPr>
+        <w:t xml:space="preserve"> for IT Workshop 1 and 2 offered to undergraduate students, consecutively for two semesters. I took up course on Natural Language Processing to hone my skills and strengthen my foundations in the area of my research field. I thoroughly enjoyed the course which helped me gain a good introduction to Sentiment Analysis. Along with my academics, I have also interned at the prestigious </w:t>
+      </w:r>
+      <w:r>
+        <w:rPr>
+          <w:rFonts w:eastAsia="Times New Roman" w:cs="Times New Roman" w:ascii="Times New Roman" w:hAnsi="Times New Roman"/>
+          <w:sz w:val="24"/>
+          <w:szCs w:val="24"/>
+          <w:u w:val="single"/>
+        </w:rPr>
+        <w:t>Indian School of Business</w:t>
+      </w:r>
+      <w:r>
+        <w:rPr>
+          <w:rFonts w:eastAsia="Times New Roman" w:cs="Times New Roman" w:ascii="Times New Roman" w:hAnsi="Times New Roman"/>
+          <w:sz w:val="24"/>
+          <w:szCs w:val="24"/>
+        </w:rPr>
+        <w:t xml:space="preserve"> and startups focussing on cyber security, Authbase and data analytics, Lumata Digital.</w:t>
+      </w:r>
+    </w:p>
+    <w:p>
+      <w:pPr>
+        <w:pStyle w:val="Normal"/>
+        <w:spacing w:before="0" w:after="0"/>
+        <w:contextualSpacing/>
+        <w:jc w:val="both"/>
+        <w:rPr>
+          <w:rFonts w:ascii="Times New Roman" w:hAnsi="Times New Roman" w:eastAsia="Times New Roman" w:cs="Times New Roman"/>
+          <w:sz w:val="24"/>
+          <w:szCs w:val="24"/>
+        </w:rPr>
+      </w:pPr>
+      <w:r>
+        <w:rPr>
+          <w:rFonts w:eastAsia="Times New Roman" w:cs="Times New Roman" w:ascii="Times New Roman" w:hAnsi="Times New Roman"/>
+          <w:sz w:val="24"/>
+          <w:szCs w:val="24"/>
+        </w:rPr>
+      </w:r>
+    </w:p>
+    <w:p>
+      <w:pPr>
+        <w:pStyle w:val="Normal"/>
+        <w:spacing w:before="0" w:after="0"/>
+        <w:contextualSpacing/>
         <w:jc w:val="both"/>
         <w:rPr/>
       </w:pPr>
+      <w:bookmarkStart w:id="1" w:name="__DdeLink__57_1644422661"/>
+      <w:bookmarkEnd w:id="1"/>
+      <w:r>
+        <w:rPr>
+          <w:rFonts w:eastAsia="Times New Roman" w:cs="Times New Roman" w:ascii="Times New Roman" w:hAnsi="Times New Roman"/>
+          <w:sz w:val="24"/>
+          <w:szCs w:val="24"/>
+        </w:rPr>
+        <w:t>I am confident that my aptitude and relevant background would bring a high level of energy and enthusiasm to your program.</w:t>
+      </w:r>
+    </w:p>
+    <w:p>
+      <w:pPr>
+        <w:pStyle w:val="Normal"/>
+        <w:spacing w:before="0" w:after="0"/>
+        <w:contextualSpacing/>
+        <w:jc w:val="both"/>
+        <w:rPr/>
+      </w:pPr>
       <w:r>
         <w:rPr>
           <w:rFonts w:eastAsia="Times New Roman" w:cs="Times New Roman" w:ascii="Times New Roman" w:hAnsi="Times New Roman"/>
@@ -568,6 +618,7 @@
       <w:pPr>
         <w:pStyle w:val="Normal"/>
         <w:spacing w:lineRule="auto" w:line="240" w:before="0" w:after="0"/>
+        <w:contextualSpacing/>
         <w:jc w:val="both"/>
         <w:rPr>
           <w:rFonts w:ascii="Times New Roman" w:hAnsi="Times New Roman" w:eastAsia="Times New Roman" w:cs="Times New Roman"/>
@@ -591,6 +642,7 @@
       <w:pPr>
         <w:pStyle w:val="Normal"/>
         <w:spacing w:lineRule="auto" w:line="240" w:before="0" w:after="0"/>
+        <w:contextualSpacing/>
         <w:jc w:val="both"/>
         <w:rPr>
           <w:rFonts w:ascii="Times New Roman" w:hAnsi="Times New Roman" w:eastAsia="Times New Roman" w:cs="Times New Roman"/>
@@ -612,6 +664,7 @@
       <w:pPr>
         <w:pStyle w:val="Normal"/>
         <w:spacing w:lineRule="auto" w:line="240" w:before="0" w:after="0"/>
+        <w:contextualSpacing/>
         <w:jc w:val="both"/>
         <w:rPr>
           <w:rFonts w:ascii="Times New Roman" w:hAnsi="Times New Roman" w:eastAsia="Times New Roman" w:cs="Times New Roman"/>
@@ -634,6 +687,7 @@
       <w:pPr>
         <w:pStyle w:val="Normal"/>
         <w:spacing w:lineRule="auto" w:line="240" w:before="0" w:after="0"/>
+        <w:contextualSpacing/>
         <w:jc w:val="both"/>
         <w:rPr>
           <w:rFonts w:ascii="Times New Roman" w:hAnsi="Times New Roman" w:eastAsia="Times New Roman" w:cs="Times New Roman"/>
@@ -656,6 +710,7 @@
       <w:pPr>
         <w:pStyle w:val="Normal"/>
         <w:spacing w:lineRule="auto" w:line="240" w:before="0" w:after="0"/>
+        <w:contextualSpacing/>
         <w:jc w:val="both"/>
         <w:rPr>
           <w:rFonts w:ascii="Times New Roman" w:hAnsi="Times New Roman" w:eastAsia="Times New Roman" w:cs="Times New Roman"/>
@@ -677,6 +732,7 @@
       <w:pPr>
         <w:pStyle w:val="Normal"/>
         <w:spacing w:before="0" w:after="0"/>
+        <w:contextualSpacing/>
         <w:rPr/>
       </w:pPr>
       <w:r>
@@ -687,6 +743,7 @@
       <w:pPr>
         <w:pStyle w:val="Normal"/>
         <w:spacing w:before="0" w:after="0"/>
+        <w:contextualSpacing/>
         <w:rPr/>
       </w:pPr>
       <w:r>
@@ -700,7 +757,7 @@
       <w:pgNumType w:start="1" w:fmt="decimal"/>
       <w:formProt w:val="false"/>
       <w:textDirection w:val="lrTb"/>
-      <w:docGrid w:type="default" w:linePitch="100" w:charSpace="4096"/>
+      <w:docGrid w:type="default" w:linePitch="260" w:charSpace="4294965247"/>
     </w:sectPr>
   </w:body>
 </w:document>
@@ -712,7 +769,6 @@
     <w:rPrDefault>
       <w:rPr>
         <w:rFonts w:ascii="Arial" w:hAnsi="Arial" w:eastAsia="Arial" w:cs="Arial"/>
-        <w:sz w:val="22"/>
         <w:szCs w:val="22"/>
         <w:lang w:val="en" w:eastAsia="zh-CN" w:bidi="hi-IN"/>
       </w:rPr>
@@ -726,13 +782,14 @@
     <w:qFormat/>
     <w:pPr>
       <w:widowControl w:val="false"/>
+      <w:bidi w:val="0"/>
       <w:spacing w:lineRule="auto" w:line="276" w:before="0" w:after="0"/>
       <w:contextualSpacing/>
+      <w:jc w:val="left"/>
     </w:pPr>
     <w:rPr>
       <w:rFonts w:ascii="Arial" w:hAnsi="Arial" w:eastAsia="Arial" w:cs="Arial"/>
-      <w:color w:val="auto"/>
-      <w:kern w:val="0"/>
+      <w:color w:val="00000A"/>
       <w:sz w:val="22"/>
       <w:szCs w:val="22"/>
       <w:lang w:val="en" w:eastAsia="zh-CN" w:bidi="hi-IN"/>
@@ -740,99 +797,113 @@
   </w:style>
   <w:style w:type="paragraph" w:styleId="Heading1">
     <w:name w:val="Heading 1"/>
-    <w:basedOn w:val="Normal1"/>
     <w:next w:val="Normal"/>
     <w:qFormat/>
     <w:pPr>
-      <w:keepNext w:val="true"/>
+      <w:keepNext/>
       <w:keepLines/>
+      <w:widowControl w:val="false"/>
       <w:spacing w:lineRule="auto" w:line="240" w:before="400" w:after="120"/>
     </w:pPr>
     <w:rPr>
+      <w:rFonts w:ascii="Arial" w:hAnsi="Arial" w:eastAsia="Arial" w:cs="Arial"/>
+      <w:color w:val="auto"/>
       <w:sz w:val="40"/>
       <w:szCs w:val="40"/>
+      <w:lang w:val="en" w:eastAsia="zh-CN" w:bidi="hi-IN"/>
     </w:rPr>
   </w:style>
   <w:style w:type="paragraph" w:styleId="Heading2">
     <w:name w:val="Heading 2"/>
-    <w:basedOn w:val="Normal1"/>
     <w:next w:val="Normal"/>
     <w:qFormat/>
     <w:pPr>
-      <w:keepNext w:val="true"/>
+      <w:keepNext/>
       <w:keepLines/>
+      <w:widowControl w:val="false"/>
       <w:spacing w:lineRule="auto" w:line="240" w:before="360" w:after="120"/>
     </w:pPr>
     <w:rPr>
+      <w:rFonts w:ascii="Arial" w:hAnsi="Arial" w:eastAsia="Arial" w:cs="Arial"/>
       <w:b w:val="false"/>
+      <w:color w:val="auto"/>
       <w:sz w:val="32"/>
       <w:szCs w:val="32"/>
+      <w:lang w:val="en" w:eastAsia="zh-CN" w:bidi="hi-IN"/>
     </w:rPr>
   </w:style>
   <w:style w:type="paragraph" w:styleId="Heading3">
     <w:name w:val="Heading 3"/>
-    <w:basedOn w:val="Normal1"/>
     <w:next w:val="Normal"/>
     <w:qFormat/>
     <w:pPr>
-      <w:keepNext w:val="true"/>
+      <w:keepNext/>
       <w:keepLines/>
+      <w:widowControl w:val="false"/>
       <w:spacing w:lineRule="auto" w:line="240" w:before="320" w:after="80"/>
     </w:pPr>
     <w:rPr>
+      <w:rFonts w:ascii="Arial" w:hAnsi="Arial" w:eastAsia="Arial" w:cs="Arial"/>
       <w:b w:val="false"/>
       <w:color w:val="434343"/>
       <w:sz w:val="28"/>
       <w:szCs w:val="28"/>
+      <w:lang w:val="en" w:eastAsia="zh-CN" w:bidi="hi-IN"/>
     </w:rPr>
   </w:style>
   <w:style w:type="paragraph" w:styleId="Heading4">
     <w:name w:val="Heading 4"/>
-    <w:basedOn w:val="Normal1"/>
     <w:next w:val="Normal"/>
     <w:qFormat/>
     <w:pPr>
-      <w:keepNext w:val="true"/>
+      <w:keepNext/>
       <w:keepLines/>
+      <w:widowControl w:val="false"/>
       <w:spacing w:lineRule="auto" w:line="240" w:before="280" w:after="80"/>
     </w:pPr>
     <w:rPr>
+      <w:rFonts w:ascii="Arial" w:hAnsi="Arial" w:eastAsia="Arial" w:cs="Arial"/>
       <w:color w:val="666666"/>
       <w:sz w:val="24"/>
       <w:szCs w:val="24"/>
+      <w:lang w:val="en" w:eastAsia="zh-CN" w:bidi="hi-IN"/>
     </w:rPr>
   </w:style>
   <w:style w:type="paragraph" w:styleId="Heading5">
     <w:name w:val="Heading 5"/>
-    <w:basedOn w:val="Normal1"/>
     <w:next w:val="Normal"/>
     <w:qFormat/>
     <w:pPr>
-      <w:keepNext w:val="true"/>
+      <w:keepNext/>
       <w:keepLines/>
+      <w:widowControl w:val="false"/>
       <w:spacing w:lineRule="auto" w:line="240" w:before="240" w:after="80"/>
     </w:pPr>
     <w:rPr>
+      <w:rFonts w:ascii="Arial" w:hAnsi="Arial" w:eastAsia="Arial" w:cs="Arial"/>
       <w:color w:val="666666"/>
       <w:sz w:val="22"/>
       <w:szCs w:val="22"/>
+      <w:lang w:val="en" w:eastAsia="zh-CN" w:bidi="hi-IN"/>
     </w:rPr>
   </w:style>
   <w:style w:type="paragraph" w:styleId="Heading6">
     <w:name w:val="Heading 6"/>
-    <w:basedOn w:val="Normal1"/>
     <w:next w:val="Normal"/>
     <w:qFormat/>
     <w:pPr>
-      <w:keepNext w:val="true"/>
+      <w:keepNext/>
       <w:keepLines/>
+      <w:widowControl w:val="false"/>
       <w:spacing w:lineRule="auto" w:line="240" w:before="240" w:after="80"/>
     </w:pPr>
     <w:rPr>
+      <w:rFonts w:ascii="Arial" w:hAnsi="Arial" w:eastAsia="Arial" w:cs="Arial"/>
       <w:i/>
       <w:color w:val="666666"/>
       <w:sz w:val="22"/>
       <w:szCs w:val="22"/>
+      <w:lang w:val="en" w:eastAsia="zh-CN" w:bidi="hi-IN"/>
     </w:rPr>
   </w:style>
   <w:style w:type="character" w:styleId="ListLabel1">
@@ -860,8 +931,9 @@
     <w:next w:val="TextBody"/>
     <w:qFormat/>
     <w:pPr>
-      <w:keepNext w:val="true"/>
+      <w:keepNext/>
       <w:spacing w:before="240" w:after="120"/>
+      <w:contextualSpacing/>
     </w:pPr>
     <w:rPr>
       <w:rFonts w:ascii="Liberation Sans" w:hAnsi="Liberation Sans" w:eastAsia="Noto Sans CJK SC Regular" w:cs="Lohit Devanagari"/>
@@ -874,6 +946,7 @@
     <w:basedOn w:val="Normal"/>
     <w:pPr>
       <w:spacing w:lineRule="auto" w:line="276" w:before="0" w:after="140"/>
+      <w:contextualSpacing/>
     </w:pPr>
     <w:rPr/>
   </w:style>
@@ -892,6 +965,7 @@
     <w:pPr>
       <w:suppressLineNumbers/>
       <w:spacing w:before="120" w:after="120"/>
+      <w:contextualSpacing/>
     </w:pPr>
     <w:rPr>
       <w:rFonts w:cs="Lohit Devanagari"/>
@@ -912,7 +986,7 @@
       <w:rFonts w:cs="Lohit Devanagari"/>
     </w:rPr>
   </w:style>
-  <w:style w:type="paragraph" w:styleId="Normal1" w:default="1">
+  <w:style w:type="paragraph" w:styleId="LOnormal" w:default="1">
     <w:name w:val="LO-normal"/>
     <w:qFormat/>
     <w:pPr>
@@ -922,8 +996,7 @@
     </w:pPr>
     <w:rPr>
       <w:rFonts w:ascii="Arial" w:hAnsi="Arial" w:eastAsia="Arial" w:cs="Arial"/>
-      <w:color w:val="auto"/>
-      <w:kern w:val="0"/>
+      <w:color w:val="00000A"/>
       <w:sz w:val="22"/>
       <w:szCs w:val="22"/>
       <w:lang w:val="en" w:eastAsia="zh-CN" w:bidi="hi-IN"/>
@@ -931,11 +1004,11 @@
   </w:style>
   <w:style w:type="paragraph" w:styleId="Title">
     <w:name w:val="Title"/>
-    <w:basedOn w:val="Normal1"/>
+    <w:basedOn w:val="LOnormal"/>
     <w:next w:val="Normal"/>
     <w:qFormat/>
     <w:pPr>
-      <w:keepNext w:val="true"/>
+      <w:keepNext/>
       <w:keepLines/>
       <w:spacing w:lineRule="auto" w:line="240" w:before="0" w:after="60"/>
     </w:pPr>
@@ -946,11 +1019,11 @@
   </w:style>
   <w:style w:type="paragraph" w:styleId="Subtitle">
     <w:name w:val="Subtitle"/>
-    <w:basedOn w:val="Normal1"/>
+    <w:basedOn w:val="LOnormal"/>
     <w:next w:val="Normal"/>
     <w:qFormat/>
     <w:pPr>
-      <w:keepNext w:val="true"/>
+      <w:keepNext/>
       <w:keepLines/>
       <w:spacing w:lineRule="auto" w:line="240" w:before="0" w:after="320"/>
     </w:pPr>

--- a/Cover Letter New.docx
+++ b/Cover Letter New.docx
@@ -1,6 +1,6 @@
 
 <file path=word/document.xml><?xml version="1.0" encoding="utf-8"?>
-<w:document xmlns:wpc="http://schemas.microsoft.com/office/word/2010/wordprocessingCanvas" xmlns:cx="http://schemas.microsoft.com/office/drawing/2014/chartex" xmlns:cx1="http://schemas.microsoft.com/office/drawing/2015/9/8/chartex" xmlns:cx2="http://schemas.microsoft.com/office/drawing/2015/10/21/chartex" xmlns:cx3="http://schemas.microsoft.com/office/drawing/2016/5/9/chartex" xmlns:cx4="http://schemas.microsoft.com/office/drawing/2016/5/10/chartex" xmlns:cx5="http://schemas.microsoft.com/office/drawing/2016/5/11/chartex" xmlns:cx6="http://schemas.microsoft.com/office/drawing/2016/5/12/chartex" xmlns:cx7="http://schemas.microsoft.com/office/drawing/2016/5/13/chartex" xmlns:cx8="http://schemas.microsoft.com/office/drawing/2016/5/14/chartex" xmlns:mc="http://schemas.openxmlformats.org/markup-compatibility/2006" xmlns:aink="http://schemas.microsoft.com/office/drawing/2016/ink" xmlns:am3d="http://schemas.microsoft.com/office/drawing/2017/model3d" xmlns:o="urn:schemas-microsoft-com:office:office" xmlns:r="http://schemas.openxmlformats.org/officeDocument/2006/relationships" xmlns:m="http://schemas.openxmlformats.org/officeDocument/2006/math" xmlns:v="urn:schemas-microsoft-com:vml" xmlns:wp14="http://schemas.microsoft.com/office/word/2010/wordprocessingDrawing" xmlns:wp="http://schemas.openxmlformats.org/drawingml/2006/wordprocessingDrawing" xmlns:w10="urn:schemas-microsoft-com:office:word" xmlns:w="http://schemas.openxmlformats.org/wordprocessingml/2006/main" xmlns:w14="http://schemas.microsoft.com/office/word/2010/wordml" xmlns:w15="http://schemas.microsoft.com/office/word/2012/wordml" xmlns:w16cid="http://schemas.microsoft.com/office/word/2016/wordml/cid" xmlns:w16se="http://schemas.microsoft.com/office/word/2015/wordml/symex" xmlns:wpg="http://schemas.microsoft.com/office/word/2010/wordprocessingGroup" xmlns:wpi="http://schemas.microsoft.com/office/word/2010/wordprocessingInk" xmlns:wne="http://schemas.microsoft.com/office/word/2006/wordml" xmlns:wps="http://schemas.microsoft.com/office/word/2010/wordprocessingShape" mc:Ignorable="w14 w15 w16se w16cid wp14">
+<w:document xmlns:wpc="http://schemas.microsoft.com/office/word/2010/wordprocessingCanvas" xmlns:cx="http://schemas.microsoft.com/office/drawing/2014/chartex" xmlns:cx1="http://schemas.microsoft.com/office/drawing/2015/9/8/chartex" xmlns:cx2="http://schemas.microsoft.com/office/drawing/2015/10/21/chartex" xmlns:cx3="http://schemas.microsoft.com/office/drawing/2016/5/9/chartex" xmlns:cx4="http://schemas.microsoft.com/office/drawing/2016/5/10/chartex" xmlns:cx5="http://schemas.microsoft.com/office/drawing/2016/5/11/chartex" xmlns:cx6="http://schemas.microsoft.com/office/drawing/2016/5/12/chartex" xmlns:cx7="http://schemas.microsoft.com/office/drawing/2016/5/13/chartex" xmlns:cx8="http://schemas.microsoft.com/office/drawing/2016/5/14/chartex" xmlns:mc="http://schemas.openxmlformats.org/markup-compatibility/2006" xmlns:aink="http://schemas.microsoft.com/office/drawing/2016/ink" xmlns:am3d="http://schemas.microsoft.com/office/drawing/2017/model3d" xmlns:o="urn:schemas-microsoft-com:office:office" xmlns:r="http://schemas.openxmlformats.org/officeDocument/2006/relationships" xmlns:m="http://schemas.openxmlformats.org/officeDocument/2006/math" xmlns:v="urn:schemas-microsoft-com:vml" xmlns:wp14="http://schemas.microsoft.com/office/word/2010/wordprocessingDrawing" xmlns:wp="http://schemas.openxmlformats.org/drawingml/2006/wordprocessingDrawing" xmlns:w10="urn:schemas-microsoft-com:office:word" xmlns:w="http://schemas.openxmlformats.org/wordprocessingml/2006/main" xmlns:w14="http://schemas.microsoft.com/office/word/2010/wordml" xmlns:w15="http://schemas.microsoft.com/office/word/2012/wordml" xmlns:w16cex="http://schemas.microsoft.com/office/word/2018/wordml/cex" xmlns:w16cid="http://schemas.microsoft.com/office/word/2016/wordml/cid" xmlns:w16="http://schemas.microsoft.com/office/word/2018/wordml" xmlns:w16se="http://schemas.microsoft.com/office/word/2015/wordml/symex" xmlns:wpg="http://schemas.microsoft.com/office/word/2010/wordprocessingGroup" xmlns:wpi="http://schemas.microsoft.com/office/word/2010/wordprocessingInk" xmlns:wne="http://schemas.microsoft.com/office/word/2006/wordml" xmlns:wps="http://schemas.microsoft.com/office/word/2010/wordprocessingShape" mc:Ignorable="w14 w15 w16se w16cid w16 w16cex wp14">
   <w:body>
     <w:p>
       <w:pPr>
@@ -41,8 +41,6 @@
           <w:i/>
         </w:rPr>
       </w:pPr>
-      <w:bookmarkStart w:id="0" w:name="_GoBack"/>
-      <w:bookmarkEnd w:id="0"/>
       <w:r>
         <w:rPr>
           <w:i/>
@@ -87,18 +85,8 @@
             <w:sz w:val="22"/>
             <w:szCs w:val="22"/>
           </w:rPr>
-          <w:t>linkedin.com/in/</w:t>
+          <w:t>linkedin.com/in/devanshmanu</w:t>
         </w:r>
-        <w:proofErr w:type="spellStart"/>
-        <w:r>
-          <w:rPr>
-            <w:rStyle w:val="ListLabel1"/>
-            <w:sz w:val="22"/>
-            <w:szCs w:val="22"/>
-          </w:rPr>
-          <w:t>devanshmanu</w:t>
-        </w:r>
-        <w:proofErr w:type="spellEnd"/>
       </w:hyperlink>
     </w:p>
     <w:p>
@@ -119,18 +107,8 @@
             <w:sz w:val="22"/>
             <w:szCs w:val="22"/>
           </w:rPr>
-          <w:t>github.com/</w:t>
+          <w:t>github.com/devanshmanu</w:t>
         </w:r>
-        <w:proofErr w:type="spellStart"/>
-        <w:r>
-          <w:rPr>
-            <w:rStyle w:val="ListLabel1"/>
-            <w:sz w:val="22"/>
-            <w:szCs w:val="22"/>
-          </w:rPr>
-          <w:t>devanshmanu</w:t>
-        </w:r>
-        <w:proofErr w:type="spellEnd"/>
       </w:hyperlink>
     </w:p>
     <w:p>
@@ -145,13 +123,7 @@
         <w:rPr>
           <w:i/>
         </w:rPr>
-        <w:t xml:space="preserve">374, OBH, IIIT, Gachibowli, Hyderabad, </w:t>
-      </w:r>
-      <w:r>
-        <w:rPr>
-          <w:i/>
-        </w:rPr>
-        <w:t>Telangana, India 500032</w:t>
+        <w:t>374, OBH, IIIT, Gachibowli, Hyderabad, Telangana, India 500032</w:t>
       </w:r>
     </w:p>
     <w:p>
@@ -181,490 +153,717 @@
     </w:p>
     <w:p>
       <w:pPr>
+        <w:pStyle w:val="gmail-msonormal"/>
+        <w:spacing w:before="0" w:beforeAutospacing="0" w:after="0" w:afterAutospacing="0" w:line="276" w:lineRule="auto"/>
         <w:jc w:val="both"/>
         <w:rPr>
-          <w:sz w:val="21"/>
-          <w:szCs w:val="21"/>
-        </w:rPr>
-      </w:pPr>
-      <w:r>
-        <w:rPr>
-          <w:rFonts w:ascii="Times New Roman" w:eastAsia="Times New Roman" w:hAnsi="Times New Roman" w:cs="Times New Roman"/>
-        </w:rPr>
-        <w:t xml:space="preserve">I’m a pre-final year student at </w:t>
-      </w:r>
-      <w:r>
-        <w:rPr>
-          <w:rFonts w:ascii="Times New Roman" w:eastAsia="Times New Roman" w:hAnsi="Times New Roman" w:cs="Times New Roman"/>
+          <w:rFonts w:ascii="Arial" w:hAnsi="Arial" w:cs="Arial"/>
+          <w:color w:val="00000A"/>
+          <w:sz w:val="22"/>
+          <w:szCs w:val="22"/>
+        </w:rPr>
+      </w:pPr>
+      <w:bookmarkStart w:id="0" w:name="_GoBack"/>
+      <w:r>
+        <w:rPr>
+          <w:rFonts w:hint="cs"/>
+          <w:color w:val="00000A"/>
+          <w:sz w:val="22"/>
+          <w:szCs w:val="22"/>
+          <w:lang w:val="en"/>
+        </w:rPr>
+        <w:t xml:space="preserve">I’m a final year student at </w:t>
+      </w:r>
+      <w:r>
+        <w:rPr>
+          <w:rFonts w:hint="cs"/>
           <w:b/>
+          <w:bCs/>
+          <w:color w:val="00000A"/>
+          <w:sz w:val="22"/>
+          <w:szCs w:val="22"/>
+          <w:lang w:val="en"/>
         </w:rPr>
         <w:t>International Institute of Information Technology, Hyderabad</w:t>
       </w:r>
       <w:r>
         <w:rPr>
-          <w:rFonts w:ascii="Times New Roman" w:eastAsia="Times New Roman" w:hAnsi="Times New Roman" w:cs="Times New Roman"/>
+          <w:rFonts w:hint="cs"/>
+          <w:color w:val="00000A"/>
+          <w:sz w:val="22"/>
+          <w:szCs w:val="22"/>
+          <w:lang w:val="en"/>
         </w:rPr>
         <w:t xml:space="preserve">. I’m pursuing my </w:t>
       </w:r>
+      <w:proofErr w:type="gramStart"/>
+      <w:r>
+        <w:rPr>
+          <w:rFonts w:hint="cs"/>
+          <w:b/>
+          <w:bCs/>
+          <w:color w:val="00000A"/>
+          <w:sz w:val="22"/>
+          <w:szCs w:val="22"/>
+          <w:lang w:val="en"/>
+        </w:rPr>
+        <w:t>B.Tech</w:t>
+      </w:r>
+      <w:proofErr w:type="gramEnd"/>
+      <w:r>
+        <w:rPr>
+          <w:rFonts w:hint="cs"/>
+          <w:b/>
+          <w:bCs/>
+          <w:color w:val="00000A"/>
+          <w:sz w:val="22"/>
+          <w:szCs w:val="22"/>
+          <w:lang w:val="en"/>
+        </w:rPr>
+        <w:t xml:space="preserve"> (Hons) in Computer Science</w:t>
+      </w:r>
+      <w:r>
+        <w:rPr>
+          <w:rFonts w:hint="cs"/>
+          <w:color w:val="00000A"/>
+          <w:sz w:val="22"/>
+          <w:szCs w:val="22"/>
+          <w:lang w:val="en"/>
+        </w:rPr>
+        <w:t xml:space="preserve"> and </w:t>
+      </w:r>
+      <w:r>
+        <w:rPr>
+          <w:rFonts w:hint="cs"/>
+          <w:b/>
+          <w:bCs/>
+          <w:color w:val="00000A"/>
+          <w:sz w:val="22"/>
+          <w:szCs w:val="22"/>
+          <w:lang w:val="en"/>
+        </w:rPr>
+        <w:t>MS by Research in Computational Humanities</w:t>
+      </w:r>
+      <w:r>
+        <w:rPr>
+          <w:rFonts w:hint="cs"/>
+          <w:color w:val="00000A"/>
+          <w:sz w:val="22"/>
+          <w:szCs w:val="22"/>
+          <w:lang w:val="en"/>
+        </w:rPr>
+        <w:t xml:space="preserve">. My primary interests lie in the field of </w:t>
+      </w:r>
+      <w:r>
+        <w:rPr>
+          <w:rFonts w:hint="cs"/>
+          <w:color w:val="00000A"/>
+          <w:sz w:val="22"/>
+          <w:szCs w:val="22"/>
+          <w:u w:val="single"/>
+          <w:lang w:val="en"/>
+        </w:rPr>
+        <w:t>Software Development, Data Science and Machine Learning</w:t>
+      </w:r>
+      <w:r>
+        <w:rPr>
+          <w:rFonts w:hint="cs"/>
+          <w:color w:val="00000A"/>
+          <w:sz w:val="22"/>
+          <w:szCs w:val="22"/>
+          <w:lang w:val="en"/>
+        </w:rPr>
+        <w:t>.</w:t>
+      </w:r>
+    </w:p>
+    <w:p>
+      <w:pPr>
+        <w:pStyle w:val="gmail-msonormal"/>
+        <w:spacing w:before="0" w:beforeAutospacing="0" w:after="0" w:afterAutospacing="0" w:line="276" w:lineRule="auto"/>
+        <w:jc w:val="both"/>
+        <w:rPr>
+          <w:rFonts w:ascii="Arial" w:hAnsi="Arial" w:cs="Arial"/>
+          <w:color w:val="00000A"/>
+          <w:sz w:val="22"/>
+          <w:szCs w:val="22"/>
+        </w:rPr>
+      </w:pPr>
+      <w:r>
+        <w:rPr>
+          <w:rFonts w:hint="cs"/>
+          <w:color w:val="00000A"/>
+          <w:sz w:val="22"/>
+          <w:szCs w:val="22"/>
+          <w:lang w:val="en"/>
+        </w:rPr>
+        <w:t> </w:t>
+      </w:r>
+    </w:p>
+    <w:p>
+      <w:pPr>
+        <w:pStyle w:val="gmail-msonormal"/>
+        <w:spacing w:before="0" w:beforeAutospacing="0" w:after="0" w:afterAutospacing="0" w:line="276" w:lineRule="auto"/>
+        <w:jc w:val="both"/>
+        <w:rPr>
+          <w:rFonts w:ascii="Arial" w:hAnsi="Arial" w:cs="Arial"/>
+          <w:color w:val="00000A"/>
+          <w:sz w:val="22"/>
+          <w:szCs w:val="22"/>
+        </w:rPr>
+      </w:pPr>
+      <w:r>
+        <w:rPr>
+          <w:rFonts w:hint="cs"/>
+          <w:color w:val="00000A"/>
+          <w:sz w:val="22"/>
+          <w:szCs w:val="22"/>
+          <w:lang w:val="en"/>
+        </w:rPr>
+        <w:t xml:space="preserve">I am a fast </w:t>
+      </w:r>
+      <w:proofErr w:type="gramStart"/>
+      <w:r>
+        <w:rPr>
+          <w:rFonts w:hint="cs"/>
+          <w:color w:val="00000A"/>
+          <w:sz w:val="22"/>
+          <w:szCs w:val="22"/>
+          <w:lang w:val="en"/>
+        </w:rPr>
+        <w:t>learner,</w:t>
+      </w:r>
+      <w:proofErr w:type="gramEnd"/>
+      <w:r>
+        <w:rPr>
+          <w:rFonts w:hint="cs"/>
+          <w:color w:val="00000A"/>
+          <w:sz w:val="22"/>
+          <w:szCs w:val="22"/>
+          <w:lang w:val="en"/>
+        </w:rPr>
+        <w:t xml:space="preserve"> a passionate developing enthusiast and I love solving problems; be it tinkering with designing a model or simply developing programs and breaking the code. I have a good amount of </w:t>
+      </w:r>
+      <w:r>
+        <w:rPr>
+          <w:rFonts w:hint="cs"/>
+          <w:color w:val="00000A"/>
+          <w:sz w:val="22"/>
+          <w:szCs w:val="22"/>
+          <w:u w:val="single"/>
+          <w:lang w:val="en"/>
+        </w:rPr>
+        <w:t>full-stack development</w:t>
+      </w:r>
+      <w:r>
+        <w:rPr>
+          <w:rFonts w:hint="cs"/>
+          <w:color w:val="00000A"/>
+          <w:sz w:val="22"/>
+          <w:szCs w:val="22"/>
+          <w:lang w:val="en"/>
+        </w:rPr>
+        <w:t xml:space="preserve"> and </w:t>
+      </w:r>
+      <w:r>
+        <w:rPr>
+          <w:rFonts w:hint="cs"/>
+          <w:color w:val="00000A"/>
+          <w:sz w:val="22"/>
+          <w:szCs w:val="22"/>
+          <w:u w:val="single"/>
+          <w:lang w:val="en"/>
+        </w:rPr>
+        <w:t>data science experience</w:t>
+      </w:r>
+      <w:r>
+        <w:rPr>
+          <w:rFonts w:hint="cs"/>
+          <w:color w:val="00000A"/>
+          <w:sz w:val="22"/>
+          <w:szCs w:val="22"/>
+          <w:lang w:val="en"/>
+        </w:rPr>
+        <w:t xml:space="preserve">. </w:t>
+      </w:r>
+      <w:r>
+        <w:rPr>
+          <w:rFonts w:hint="cs"/>
+          <w:color w:val="00000A"/>
+          <w:sz w:val="22"/>
+          <w:szCs w:val="22"/>
+        </w:rPr>
+        <w:t> I have also interned at American Express, UK where I gained a complete agile product experience with back-end development, front-end development, UX, product planning, design sprints, user-testing, alpha-testing, and product pitches.</w:t>
+      </w:r>
+    </w:p>
+    <w:p>
+      <w:pPr>
+        <w:pStyle w:val="gmail-msonormal"/>
+        <w:spacing w:before="0" w:beforeAutospacing="0" w:after="0" w:afterAutospacing="0" w:line="276" w:lineRule="auto"/>
+        <w:jc w:val="both"/>
+        <w:rPr>
+          <w:rFonts w:ascii="Arial" w:hAnsi="Arial" w:cs="Arial"/>
+          <w:color w:val="00000A"/>
+          <w:sz w:val="22"/>
+          <w:szCs w:val="22"/>
+        </w:rPr>
+      </w:pPr>
+      <w:r>
+        <w:rPr>
+          <w:rFonts w:hint="cs"/>
+          <w:color w:val="00000A"/>
+          <w:sz w:val="22"/>
+          <w:szCs w:val="22"/>
+        </w:rPr>
+        <w:t> </w:t>
+      </w:r>
+    </w:p>
+    <w:p>
+      <w:pPr>
+        <w:pStyle w:val="gmail-msonormal"/>
+        <w:spacing w:before="0" w:beforeAutospacing="0" w:after="0" w:afterAutospacing="0" w:line="276" w:lineRule="auto"/>
+        <w:jc w:val="both"/>
+        <w:rPr>
+          <w:rFonts w:ascii="Arial" w:hAnsi="Arial" w:cs="Arial"/>
+          <w:color w:val="00000A"/>
+          <w:sz w:val="22"/>
+          <w:szCs w:val="22"/>
+        </w:rPr>
+      </w:pPr>
+      <w:r>
+        <w:rPr>
+          <w:rFonts w:hint="cs"/>
+          <w:color w:val="00000A"/>
+          <w:sz w:val="22"/>
+          <w:szCs w:val="22"/>
+          <w:lang w:val="en"/>
+        </w:rPr>
+        <w:t xml:space="preserve">As a student who is doing his major in Computer Science, I have undertaken lots of projects that taught me how to be a team player who constantly thrives on improving the project or the task at hand. I learned how to work in a team and handle large amounts of codebase; be it contributing to an existing code, refactoring the code, using trackers to keep records of issues, and manage them. As part of my </w:t>
+      </w:r>
+      <w:proofErr w:type="gramStart"/>
+      <w:r>
+        <w:rPr>
+          <w:rFonts w:hint="cs"/>
+          <w:color w:val="00000A"/>
+          <w:sz w:val="22"/>
+          <w:szCs w:val="22"/>
+          <w:lang w:val="en"/>
+        </w:rPr>
+        <w:t>Master’s</w:t>
+      </w:r>
+      <w:proofErr w:type="gramEnd"/>
+      <w:r>
+        <w:rPr>
+          <w:rFonts w:hint="cs"/>
+          <w:color w:val="00000A"/>
+          <w:sz w:val="22"/>
+          <w:szCs w:val="22"/>
+          <w:lang w:val="en"/>
+        </w:rPr>
+        <w:t xml:space="preserve"> credits, I have also gained experience in fields like </w:t>
+      </w:r>
+      <w:r>
+        <w:rPr>
+          <w:rFonts w:hint="cs"/>
+          <w:color w:val="00000A"/>
+          <w:sz w:val="22"/>
+          <w:szCs w:val="22"/>
+          <w:u w:val="single"/>
+          <w:lang w:val="en"/>
+        </w:rPr>
+        <w:t>Ontology</w:t>
+      </w:r>
+      <w:r>
+        <w:rPr>
+          <w:rFonts w:hint="cs"/>
+          <w:color w:val="00000A"/>
+          <w:sz w:val="22"/>
+          <w:szCs w:val="22"/>
+          <w:lang w:val="en"/>
+        </w:rPr>
+        <w:t xml:space="preserve">, </w:t>
+      </w:r>
+      <w:r>
+        <w:rPr>
+          <w:rFonts w:hint="cs"/>
+          <w:color w:val="00000A"/>
+          <w:sz w:val="22"/>
+          <w:szCs w:val="22"/>
+          <w:u w:val="single"/>
+          <w:lang w:val="en"/>
+        </w:rPr>
+        <w:t>Web 3.0</w:t>
+      </w:r>
+      <w:r>
+        <w:rPr>
+          <w:rFonts w:hint="cs"/>
+          <w:color w:val="00000A"/>
+          <w:sz w:val="22"/>
+          <w:szCs w:val="22"/>
+          <w:lang w:val="en"/>
+        </w:rPr>
+        <w:t xml:space="preserve">, Sociology and </w:t>
+      </w:r>
+      <w:r>
+        <w:rPr>
+          <w:rFonts w:hint="cs"/>
+          <w:color w:val="00000A"/>
+          <w:sz w:val="22"/>
+          <w:szCs w:val="22"/>
+          <w:u w:val="single"/>
+          <w:lang w:val="en"/>
+        </w:rPr>
+        <w:t>Confluence of Humanities and Computer Science</w:t>
+      </w:r>
+      <w:r>
+        <w:rPr>
+          <w:rFonts w:hint="cs"/>
+          <w:color w:val="00000A"/>
+          <w:sz w:val="22"/>
+          <w:szCs w:val="22"/>
+          <w:lang w:val="en"/>
+        </w:rPr>
+        <w:t>.</w:t>
+      </w:r>
+    </w:p>
+    <w:p>
+      <w:pPr>
+        <w:pStyle w:val="gmail-msonormal"/>
+        <w:spacing w:before="0" w:beforeAutospacing="0" w:after="0" w:afterAutospacing="0" w:line="276" w:lineRule="auto"/>
+        <w:jc w:val="both"/>
+        <w:rPr>
+          <w:rFonts w:ascii="Arial" w:hAnsi="Arial" w:cs="Arial"/>
+          <w:color w:val="00000A"/>
+          <w:sz w:val="22"/>
+          <w:szCs w:val="22"/>
+        </w:rPr>
+      </w:pPr>
+      <w:r>
+        <w:rPr>
+          <w:rFonts w:hint="cs"/>
+          <w:color w:val="00000A"/>
+          <w:sz w:val="22"/>
+          <w:szCs w:val="22"/>
+          <w:lang w:val="en"/>
+        </w:rPr>
+        <w:t> </w:t>
+      </w:r>
+    </w:p>
+    <w:p>
+      <w:pPr>
+        <w:pStyle w:val="gmail-msonormal"/>
+        <w:spacing w:before="0" w:beforeAutospacing="0" w:after="0" w:afterAutospacing="0" w:line="276" w:lineRule="auto"/>
+        <w:jc w:val="both"/>
+        <w:rPr>
+          <w:rFonts w:ascii="Arial" w:hAnsi="Arial" w:cs="Arial"/>
+          <w:color w:val="00000A"/>
+          <w:sz w:val="22"/>
+          <w:szCs w:val="22"/>
+        </w:rPr>
+      </w:pPr>
+      <w:r>
+        <w:rPr>
+          <w:rFonts w:hint="cs"/>
+          <w:color w:val="00000A"/>
+          <w:sz w:val="22"/>
+          <w:szCs w:val="22"/>
+          <w:lang w:val="en"/>
+        </w:rPr>
+        <w:t xml:space="preserve">The diversity in different fields that can be explored as a software developer inspires me to pursue it as a career option. In the past three years I have gathered a decent amount of exposure and proficient experience in projects dealing with </w:t>
+      </w:r>
+      <w:r>
+        <w:rPr>
+          <w:rFonts w:hint="cs"/>
+          <w:color w:val="00000A"/>
+          <w:sz w:val="22"/>
+          <w:szCs w:val="22"/>
+          <w:u w:val="single"/>
+          <w:lang w:val="en"/>
+        </w:rPr>
+        <w:t>Python, R, C/C++, HTML/CSS, Bash, and JavaScript</w:t>
+      </w:r>
+      <w:r>
+        <w:rPr>
+          <w:rFonts w:hint="cs"/>
+          <w:color w:val="00000A"/>
+          <w:sz w:val="22"/>
+          <w:szCs w:val="22"/>
+          <w:lang w:val="en"/>
+        </w:rPr>
+        <w:t xml:space="preserve">. Along with my courses, I was appointed as a </w:t>
+      </w:r>
+      <w:r>
+        <w:rPr>
+          <w:rFonts w:hint="cs"/>
+          <w:color w:val="00000A"/>
+          <w:sz w:val="22"/>
+          <w:szCs w:val="22"/>
+          <w:u w:val="single"/>
+          <w:lang w:val="en"/>
+        </w:rPr>
+        <w:t>Teaching Assistant</w:t>
+      </w:r>
+      <w:r>
+        <w:rPr>
+          <w:rFonts w:hint="cs"/>
+          <w:color w:val="00000A"/>
+          <w:sz w:val="22"/>
+          <w:szCs w:val="22"/>
+          <w:lang w:val="en"/>
+        </w:rPr>
+        <w:t xml:space="preserve"> for IT Workshop 1 and 2 offered to undergraduate students, consecutively for two semesters. I took up a course on Natural Language Processing to hone my skills and strengthen my foundations in the area of my research field. I thoroughly enjoyed the course which helped me gain a good introduction to Sentiment Analysis. Along with my academics, I have also interned at the prestigious </w:t>
+      </w:r>
+      <w:r>
+        <w:rPr>
+          <w:rFonts w:hint="cs"/>
+          <w:color w:val="00000A"/>
+          <w:sz w:val="22"/>
+          <w:szCs w:val="22"/>
+          <w:u w:val="single"/>
+          <w:lang w:val="en"/>
+        </w:rPr>
+        <w:t>Indian School of Business</w:t>
+      </w:r>
+      <w:r>
+        <w:rPr>
+          <w:rFonts w:hint="cs"/>
+          <w:color w:val="00000A"/>
+          <w:sz w:val="22"/>
+          <w:szCs w:val="22"/>
+          <w:lang w:val="en"/>
+        </w:rPr>
+        <w:t xml:space="preserve"> and startups </w:t>
+      </w:r>
       <w:proofErr w:type="spellStart"/>
-      <w:proofErr w:type="gramStart"/>
-      <w:r>
-        <w:rPr>
-          <w:rFonts w:ascii="Times New Roman" w:eastAsia="Times New Roman" w:hAnsi="Times New Roman" w:cs="Times New Roman"/>
-          <w:b/>
-        </w:rPr>
-        <w:t>B.Tech</w:t>
+      <w:r>
+        <w:rPr>
+          <w:rFonts w:hint="cs"/>
+          <w:color w:val="00000A"/>
+          <w:sz w:val="22"/>
+          <w:szCs w:val="22"/>
+          <w:lang w:val="en"/>
+        </w:rPr>
+        <w:t>focussing</w:t>
       </w:r>
       <w:proofErr w:type="spellEnd"/>
-      <w:proofErr w:type="gramEnd"/>
-      <w:r>
-        <w:rPr>
-          <w:rFonts w:ascii="Times New Roman" w:eastAsia="Times New Roman" w:hAnsi="Times New Roman" w:cs="Times New Roman"/>
-          <w:b/>
-        </w:rPr>
-        <w:t xml:space="preserve"> (Hons) in Computer Science</w:t>
-      </w:r>
-      <w:r>
-        <w:rPr>
-          <w:rFonts w:ascii="Times New Roman" w:eastAsia="Times New Roman" w:hAnsi="Times New Roman" w:cs="Times New Roman"/>
-        </w:rPr>
-        <w:t xml:space="preserve"> and </w:t>
-      </w:r>
-      <w:r>
-        <w:rPr>
-          <w:rFonts w:ascii="Times New Roman" w:eastAsia="Times New Roman" w:hAnsi="Times New Roman" w:cs="Times New Roman"/>
-          <w:b/>
-        </w:rPr>
-        <w:t>MS by Resear</w:t>
-      </w:r>
-      <w:r>
-        <w:rPr>
-          <w:rFonts w:ascii="Times New Roman" w:eastAsia="Times New Roman" w:hAnsi="Times New Roman" w:cs="Times New Roman"/>
-          <w:b/>
-        </w:rPr>
-        <w:t>ch in Computational Humanities</w:t>
-      </w:r>
-      <w:r>
-        <w:rPr>
-          <w:rFonts w:ascii="Times New Roman" w:eastAsia="Times New Roman" w:hAnsi="Times New Roman" w:cs="Times New Roman"/>
-        </w:rPr>
-        <w:t xml:space="preserve">. My primary interests </w:t>
-      </w:r>
-      <w:proofErr w:type="gramStart"/>
-      <w:r>
-        <w:rPr>
-          <w:rFonts w:ascii="Times New Roman" w:eastAsia="Times New Roman" w:hAnsi="Times New Roman" w:cs="Times New Roman"/>
-        </w:rPr>
-        <w:t>lies</w:t>
-      </w:r>
-      <w:proofErr w:type="gramEnd"/>
-      <w:r>
-        <w:rPr>
-          <w:rFonts w:ascii="Times New Roman" w:eastAsia="Times New Roman" w:hAnsi="Times New Roman" w:cs="Times New Roman"/>
-        </w:rPr>
-        <w:t xml:space="preserve"> in the field of </w:t>
-      </w:r>
-      <w:r>
-        <w:rPr>
-          <w:rFonts w:ascii="Times New Roman" w:eastAsia="Times New Roman" w:hAnsi="Times New Roman" w:cs="Times New Roman"/>
-          <w:u w:val="single"/>
-        </w:rPr>
-        <w:t>Software Development, Data Science and Machine Learning</w:t>
-      </w:r>
-      <w:r>
-        <w:rPr>
-          <w:rFonts w:ascii="Times New Roman" w:eastAsia="Times New Roman" w:hAnsi="Times New Roman" w:cs="Times New Roman"/>
-        </w:rPr>
-        <w:t>.</w:t>
-      </w:r>
-    </w:p>
-    <w:p>
-      <w:pPr>
+      <w:r>
+        <w:rPr>
+          <w:rFonts w:hint="cs"/>
+          <w:color w:val="00000A"/>
+          <w:sz w:val="22"/>
+          <w:szCs w:val="22"/>
+          <w:lang w:val="en"/>
+        </w:rPr>
+        <w:t xml:space="preserve"> on cybersecurity, </w:t>
+      </w:r>
+      <w:proofErr w:type="spellStart"/>
+      <w:r>
+        <w:rPr>
+          <w:rFonts w:hint="cs"/>
+          <w:color w:val="00000A"/>
+          <w:sz w:val="22"/>
+          <w:szCs w:val="22"/>
+          <w:lang w:val="en"/>
+        </w:rPr>
+        <w:t>Authbase</w:t>
+      </w:r>
+      <w:proofErr w:type="spellEnd"/>
+      <w:r>
+        <w:rPr>
+          <w:rFonts w:hint="cs"/>
+          <w:color w:val="00000A"/>
+          <w:sz w:val="22"/>
+          <w:szCs w:val="22"/>
+          <w:lang w:val="en"/>
+        </w:rPr>
+        <w:t xml:space="preserve">, and data analytics, </w:t>
+      </w:r>
+      <w:proofErr w:type="spellStart"/>
+      <w:r>
+        <w:rPr>
+          <w:rFonts w:hint="cs"/>
+          <w:color w:val="00000A"/>
+          <w:sz w:val="22"/>
+          <w:szCs w:val="22"/>
+          <w:lang w:val="en"/>
+        </w:rPr>
+        <w:t>Lumata</w:t>
+      </w:r>
+      <w:proofErr w:type="spellEnd"/>
+      <w:r>
+        <w:rPr>
+          <w:rFonts w:hint="cs"/>
+          <w:color w:val="00000A"/>
+          <w:sz w:val="22"/>
+          <w:szCs w:val="22"/>
+          <w:lang w:val="en"/>
+        </w:rPr>
+        <w:t xml:space="preserve"> Digital.</w:t>
+      </w:r>
+    </w:p>
+    <w:p>
+      <w:pPr>
+        <w:pStyle w:val="gmail-msonormal"/>
+        <w:spacing w:before="0" w:beforeAutospacing="0" w:after="0" w:afterAutospacing="0" w:line="276" w:lineRule="auto"/>
         <w:jc w:val="both"/>
         <w:rPr>
-          <w:rFonts w:ascii="Times New Roman" w:eastAsia="Times New Roman" w:hAnsi="Times New Roman" w:cs="Times New Roman"/>
-        </w:rPr>
-      </w:pPr>
-    </w:p>
-    <w:p>
-      <w:pPr>
+          <w:rFonts w:ascii="Arial" w:hAnsi="Arial" w:cs="Arial"/>
+          <w:color w:val="00000A"/>
+          <w:sz w:val="22"/>
+          <w:szCs w:val="22"/>
+        </w:rPr>
+      </w:pPr>
+      <w:r>
+        <w:rPr>
+          <w:rFonts w:hint="cs"/>
+          <w:color w:val="00000A"/>
+          <w:sz w:val="22"/>
+          <w:szCs w:val="22"/>
+          <w:lang w:val="en"/>
+        </w:rPr>
+        <w:t> </w:t>
+      </w:r>
+    </w:p>
+    <w:p>
+      <w:pPr>
+        <w:pStyle w:val="gmail-msonormal"/>
+        <w:spacing w:before="0" w:beforeAutospacing="0" w:after="0" w:afterAutospacing="0" w:line="276" w:lineRule="auto"/>
         <w:jc w:val="both"/>
         <w:rPr>
-          <w:rFonts w:ascii="Times New Roman" w:eastAsia="Times New Roman" w:hAnsi="Times New Roman" w:cs="Times New Roman"/>
-          <w:lang w:val="en-IN"/>
-        </w:rPr>
-      </w:pPr>
-      <w:r>
-        <w:rPr>
-          <w:rFonts w:ascii="Times New Roman" w:eastAsia="Times New Roman" w:hAnsi="Times New Roman" w:cs="Times New Roman"/>
-        </w:rPr>
-        <w:t xml:space="preserve">I am a fast </w:t>
-      </w:r>
-      <w:proofErr w:type="gramStart"/>
-      <w:r>
-        <w:rPr>
-          <w:rFonts w:ascii="Times New Roman" w:eastAsia="Times New Roman" w:hAnsi="Times New Roman" w:cs="Times New Roman"/>
-        </w:rPr>
-        <w:t>learner,</w:t>
-      </w:r>
-      <w:proofErr w:type="gramEnd"/>
-      <w:r>
-        <w:rPr>
-          <w:rFonts w:ascii="Times New Roman" w:eastAsia="Times New Roman" w:hAnsi="Times New Roman" w:cs="Times New Roman"/>
-        </w:rPr>
-        <w:t xml:space="preserve"> a passionate developing enthusiast and I love solving problems; be it tinkering with designing a model </w:t>
-      </w:r>
-      <w:r>
-        <w:rPr>
-          <w:rFonts w:ascii="Times New Roman" w:eastAsia="Times New Roman" w:hAnsi="Times New Roman" w:cs="Times New Roman"/>
-        </w:rPr>
-        <w:t xml:space="preserve">or simply developing programs and breaking the code. I have a good amount of </w:t>
-      </w:r>
-      <w:r>
-        <w:rPr>
-          <w:rFonts w:ascii="Times New Roman" w:eastAsia="Times New Roman" w:hAnsi="Times New Roman" w:cs="Times New Roman"/>
-          <w:u w:val="single"/>
-        </w:rPr>
-        <w:t>full stack development</w:t>
-      </w:r>
-      <w:r>
-        <w:rPr>
-          <w:rFonts w:ascii="Times New Roman" w:eastAsia="Times New Roman" w:hAnsi="Times New Roman" w:cs="Times New Roman"/>
-        </w:rPr>
-        <w:t xml:space="preserve"> and </w:t>
-      </w:r>
-      <w:r>
-        <w:rPr>
-          <w:rFonts w:ascii="Times New Roman" w:eastAsia="Times New Roman" w:hAnsi="Times New Roman" w:cs="Times New Roman"/>
-          <w:u w:val="single"/>
-        </w:rPr>
-        <w:t>data science experience</w:t>
-      </w:r>
-      <w:r>
-        <w:rPr>
-          <w:rFonts w:ascii="Times New Roman" w:eastAsia="Times New Roman" w:hAnsi="Times New Roman" w:cs="Times New Roman"/>
-        </w:rPr>
-        <w:t xml:space="preserve">. </w:t>
-      </w:r>
-      <w:r>
-        <w:rPr>
-          <w:rFonts w:ascii="Times New Roman" w:eastAsia="Times New Roman" w:hAnsi="Times New Roman" w:cs="Times New Roman"/>
-          <w:lang w:val="en-IN"/>
-        </w:rPr>
-        <w:t> I have also interned at American Express, UK where I gained a complete agile product experience with back-end development, front-end development, UX, product planning, design sprints, user-testing, alpha-testing and product pitches.</w:t>
-      </w:r>
-    </w:p>
-    <w:p>
-      <w:pPr>
-        <w:jc w:val="both"/>
-        <w:rPr>
-          <w:rFonts w:ascii="Times New Roman" w:eastAsia="Times New Roman" w:hAnsi="Times New Roman" w:cs="Times New Roman"/>
-          <w:lang w:val="en-IN"/>
-        </w:rPr>
-      </w:pPr>
-    </w:p>
-    <w:p>
-      <w:pPr>
-        <w:jc w:val="both"/>
-        <w:rPr>
-          <w:rFonts w:ascii="Times New Roman" w:eastAsia="Times New Roman" w:hAnsi="Times New Roman" w:cs="Times New Roman"/>
-        </w:rPr>
-      </w:pPr>
-      <w:r>
-        <w:rPr>
-          <w:rFonts w:ascii="Times New Roman" w:eastAsia="Times New Roman" w:hAnsi="Times New Roman" w:cs="Times New Roman"/>
-        </w:rPr>
-        <w:t>As a student who is doing his major in Computer Science, I have undertaken lots of projects that taught me how to be a team pla</w:t>
-      </w:r>
-      <w:r>
-        <w:rPr>
-          <w:rFonts w:ascii="Times New Roman" w:eastAsia="Times New Roman" w:hAnsi="Times New Roman" w:cs="Times New Roman"/>
-        </w:rPr>
-        <w:t>yer who constantly thrive on improving the project or the task at hand. I learned how to work in a team and handle large amount of codebase; be it contributing to an existing code, refactoring the code, using trackers to keep records of issues and manage t</w:t>
-      </w:r>
-      <w:r>
-        <w:rPr>
-          <w:rFonts w:ascii="Times New Roman" w:eastAsia="Times New Roman" w:hAnsi="Times New Roman" w:cs="Times New Roman"/>
-        </w:rPr>
-        <w:t xml:space="preserve">hem. As part of my </w:t>
-      </w:r>
-      <w:proofErr w:type="gramStart"/>
-      <w:r>
-        <w:rPr>
-          <w:rFonts w:ascii="Times New Roman" w:eastAsia="Times New Roman" w:hAnsi="Times New Roman" w:cs="Times New Roman"/>
-        </w:rPr>
-        <w:t>Master’s</w:t>
-      </w:r>
-      <w:proofErr w:type="gramEnd"/>
-      <w:r>
-        <w:rPr>
-          <w:rFonts w:ascii="Times New Roman" w:eastAsia="Times New Roman" w:hAnsi="Times New Roman" w:cs="Times New Roman"/>
-        </w:rPr>
-        <w:t xml:space="preserve"> credits, I have also gained experience in fields like </w:t>
-      </w:r>
-      <w:r>
-        <w:rPr>
-          <w:rFonts w:ascii="Times New Roman" w:eastAsia="Times New Roman" w:hAnsi="Times New Roman" w:cs="Times New Roman"/>
-          <w:u w:val="single"/>
-        </w:rPr>
-        <w:t>Ontology</w:t>
-      </w:r>
-      <w:r>
-        <w:rPr>
-          <w:rFonts w:ascii="Times New Roman" w:eastAsia="Times New Roman" w:hAnsi="Times New Roman" w:cs="Times New Roman"/>
-        </w:rPr>
-        <w:t xml:space="preserve">, </w:t>
-      </w:r>
-      <w:r>
-        <w:rPr>
-          <w:rFonts w:ascii="Times New Roman" w:eastAsia="Times New Roman" w:hAnsi="Times New Roman" w:cs="Times New Roman"/>
-          <w:u w:val="single"/>
-        </w:rPr>
-        <w:t>Web 3.0</w:t>
-      </w:r>
-      <w:r>
-        <w:rPr>
-          <w:rFonts w:ascii="Times New Roman" w:eastAsia="Times New Roman" w:hAnsi="Times New Roman" w:cs="Times New Roman"/>
-        </w:rPr>
-        <w:t xml:space="preserve">, Sociology and </w:t>
-      </w:r>
-      <w:r>
-        <w:rPr>
-          <w:rFonts w:ascii="Times New Roman" w:eastAsia="Times New Roman" w:hAnsi="Times New Roman" w:cs="Times New Roman"/>
-          <w:u w:val="single"/>
-        </w:rPr>
-        <w:t>Confluence of Humanities and Computer Science</w:t>
-      </w:r>
-      <w:r>
-        <w:rPr>
-          <w:rFonts w:ascii="Times New Roman" w:eastAsia="Times New Roman" w:hAnsi="Times New Roman" w:cs="Times New Roman"/>
-        </w:rPr>
-        <w:t>.</w:t>
-      </w:r>
-    </w:p>
-    <w:p>
-      <w:pPr>
-        <w:jc w:val="both"/>
-        <w:rPr>
-          <w:rFonts w:ascii="Times New Roman" w:eastAsia="Times New Roman" w:hAnsi="Times New Roman" w:cs="Times New Roman"/>
-        </w:rPr>
-      </w:pPr>
-    </w:p>
-    <w:p>
-      <w:pPr>
-        <w:jc w:val="both"/>
-        <w:rPr>
-          <w:rFonts w:ascii="Times New Roman" w:eastAsia="Times New Roman" w:hAnsi="Times New Roman" w:cs="Times New Roman"/>
-        </w:rPr>
-      </w:pPr>
-      <w:r>
-        <w:rPr>
-          <w:rFonts w:ascii="Times New Roman" w:eastAsia="Times New Roman" w:hAnsi="Times New Roman" w:cs="Times New Roman"/>
-        </w:rPr>
-        <w:t xml:space="preserve">The diversity in different fields that can be explored as a software developer inspires me to pursue it as a career option. In the past three years I have gathered a decent amount of exposure and proficient experience in projects dealing with </w:t>
-      </w:r>
-      <w:r>
-        <w:rPr>
-          <w:rFonts w:ascii="Times New Roman" w:eastAsia="Times New Roman" w:hAnsi="Times New Roman" w:cs="Times New Roman"/>
-          <w:u w:val="single"/>
-        </w:rPr>
-        <w:t>Python, R, C/</w:t>
-      </w:r>
-      <w:r>
-        <w:rPr>
-          <w:rFonts w:ascii="Times New Roman" w:eastAsia="Times New Roman" w:hAnsi="Times New Roman" w:cs="Times New Roman"/>
-          <w:u w:val="single"/>
-        </w:rPr>
-        <w:t>C++, HTML/CSS, Bash and JavaScript</w:t>
-      </w:r>
-      <w:r>
-        <w:rPr>
-          <w:rFonts w:ascii="Times New Roman" w:eastAsia="Times New Roman" w:hAnsi="Times New Roman" w:cs="Times New Roman"/>
-        </w:rPr>
-        <w:t xml:space="preserve">. Along with my courses, I was appointed as a </w:t>
-      </w:r>
-      <w:r>
-        <w:rPr>
-          <w:rFonts w:ascii="Times New Roman" w:eastAsia="Times New Roman" w:hAnsi="Times New Roman" w:cs="Times New Roman"/>
-          <w:u w:val="single"/>
-        </w:rPr>
-        <w:t>Teaching Assistant</w:t>
-      </w:r>
-      <w:r>
-        <w:rPr>
-          <w:rFonts w:ascii="Times New Roman" w:eastAsia="Times New Roman" w:hAnsi="Times New Roman" w:cs="Times New Roman"/>
-        </w:rPr>
-        <w:t xml:space="preserve"> for IT Workshop 1 and 2 offered to undergraduate students, consecutively for two semesters. I took up course on Natural Language Processing to hone my skills</w:t>
-      </w:r>
-      <w:r>
-        <w:rPr>
-          <w:rFonts w:ascii="Times New Roman" w:eastAsia="Times New Roman" w:hAnsi="Times New Roman" w:cs="Times New Roman"/>
-        </w:rPr>
-        <w:t xml:space="preserve"> and strengthen my foundations in the area of my research field. I thoroughly enjoyed the course which helped me gain a good introduction to Sentiment Analysis. Along with my academics, I have also interned at the prestigious </w:t>
-      </w:r>
-      <w:r>
-        <w:rPr>
-          <w:rFonts w:ascii="Times New Roman" w:eastAsia="Times New Roman" w:hAnsi="Times New Roman" w:cs="Times New Roman"/>
-          <w:u w:val="single"/>
-        </w:rPr>
-        <w:t>Indian School of Business</w:t>
-      </w:r>
-      <w:r>
-        <w:rPr>
-          <w:rFonts w:ascii="Times New Roman" w:eastAsia="Times New Roman" w:hAnsi="Times New Roman" w:cs="Times New Roman"/>
-        </w:rPr>
-        <w:t xml:space="preserve"> and </w:t>
-      </w:r>
-      <w:r>
-        <w:rPr>
-          <w:rFonts w:ascii="Times New Roman" w:eastAsia="Times New Roman" w:hAnsi="Times New Roman" w:cs="Times New Roman"/>
-        </w:rPr>
-        <w:t xml:space="preserve">startups </w:t>
-      </w:r>
-      <w:proofErr w:type="spellStart"/>
-      <w:r>
-        <w:rPr>
-          <w:rFonts w:ascii="Times New Roman" w:eastAsia="Times New Roman" w:hAnsi="Times New Roman" w:cs="Times New Roman"/>
-        </w:rPr>
-        <w:t>focussing</w:t>
-      </w:r>
-      <w:proofErr w:type="spellEnd"/>
-      <w:r>
-        <w:rPr>
-          <w:rFonts w:ascii="Times New Roman" w:eastAsia="Times New Roman" w:hAnsi="Times New Roman" w:cs="Times New Roman"/>
-        </w:rPr>
-        <w:t xml:space="preserve"> on cyber security, </w:t>
-      </w:r>
-      <w:proofErr w:type="spellStart"/>
-      <w:r>
-        <w:rPr>
-          <w:rFonts w:ascii="Times New Roman" w:eastAsia="Times New Roman" w:hAnsi="Times New Roman" w:cs="Times New Roman"/>
-        </w:rPr>
-        <w:t>Authbase</w:t>
-      </w:r>
-      <w:proofErr w:type="spellEnd"/>
-      <w:r>
-        <w:rPr>
-          <w:rFonts w:ascii="Times New Roman" w:eastAsia="Times New Roman" w:hAnsi="Times New Roman" w:cs="Times New Roman"/>
-        </w:rPr>
-        <w:t xml:space="preserve"> and data analytics, </w:t>
-      </w:r>
-      <w:proofErr w:type="spellStart"/>
-      <w:r>
-        <w:rPr>
-          <w:rFonts w:ascii="Times New Roman" w:eastAsia="Times New Roman" w:hAnsi="Times New Roman" w:cs="Times New Roman"/>
-        </w:rPr>
-        <w:t>Lumata</w:t>
-      </w:r>
-      <w:proofErr w:type="spellEnd"/>
-      <w:r>
-        <w:rPr>
-          <w:rFonts w:ascii="Times New Roman" w:eastAsia="Times New Roman" w:hAnsi="Times New Roman" w:cs="Times New Roman"/>
-        </w:rPr>
-        <w:t xml:space="preserve"> Digital.</w:t>
-      </w:r>
-    </w:p>
-    <w:p>
-      <w:pPr>
-        <w:jc w:val="both"/>
-        <w:rPr>
-          <w:rFonts w:ascii="Times New Roman" w:eastAsia="Times New Roman" w:hAnsi="Times New Roman" w:cs="Times New Roman"/>
-        </w:rPr>
-      </w:pPr>
-    </w:p>
-    <w:p>
-      <w:pPr>
-        <w:jc w:val="both"/>
-        <w:rPr>
-          <w:sz w:val="21"/>
-          <w:szCs w:val="21"/>
+          <w:rFonts w:ascii="Arial" w:hAnsi="Arial" w:cs="Arial"/>
+          <w:color w:val="00000A"/>
+          <w:sz w:val="22"/>
+          <w:szCs w:val="22"/>
         </w:rPr>
       </w:pPr>
       <w:bookmarkStart w:id="1" w:name="__DdeLink__57_1644422661"/>
       <w:bookmarkEnd w:id="1"/>
       <w:r>
         <w:rPr>
-          <w:rFonts w:ascii="Times New Roman" w:eastAsia="Times New Roman" w:hAnsi="Times New Roman" w:cs="Times New Roman"/>
+          <w:rFonts w:hint="cs"/>
+          <w:color w:val="00000A"/>
+          <w:sz w:val="22"/>
+          <w:szCs w:val="22"/>
+          <w:lang w:val="en"/>
         </w:rPr>
         <w:t>I am confident that my aptitude and relevant background would bring a high level of energy and enthusiasm to your program.</w:t>
       </w:r>
     </w:p>
     <w:p>
       <w:pPr>
+        <w:pStyle w:val="gmail-msonormal"/>
+        <w:spacing w:before="0" w:beforeAutospacing="0" w:after="0" w:afterAutospacing="0" w:line="276" w:lineRule="auto"/>
         <w:jc w:val="both"/>
         <w:rPr>
-          <w:sz w:val="21"/>
-          <w:szCs w:val="21"/>
-        </w:rPr>
-      </w:pPr>
-      <w:r>
-        <w:rPr>
-          <w:rFonts w:ascii="Times New Roman" w:eastAsia="Times New Roman" w:hAnsi="Times New Roman" w:cs="Times New Roman"/>
-        </w:rPr>
-        <w:t xml:space="preserve">Forwarding my CV for your kind consideration for </w:t>
-      </w:r>
-      <w:r>
-        <w:rPr>
-          <w:rFonts w:ascii="Times New Roman" w:eastAsia="Times New Roman" w:hAnsi="Times New Roman" w:cs="Times New Roman"/>
-        </w:rPr>
-        <w:t>this program. Looking forward to your positive response.</w:t>
-      </w:r>
-    </w:p>
-    <w:p>
-      <w:pPr>
-        <w:spacing w:line="240" w:lineRule="auto"/>
+          <w:rFonts w:ascii="Arial" w:hAnsi="Arial" w:cs="Arial"/>
+          <w:color w:val="00000A"/>
+          <w:sz w:val="22"/>
+          <w:szCs w:val="22"/>
+        </w:rPr>
+      </w:pPr>
+      <w:r>
+        <w:rPr>
+          <w:rFonts w:hint="cs"/>
+          <w:color w:val="00000A"/>
+          <w:sz w:val="22"/>
+          <w:szCs w:val="22"/>
+          <w:lang w:val="en"/>
+        </w:rPr>
+        <w:t>Forwarding my CV for your kind consideration for this program. Looking forward to your positive response.</w:t>
+      </w:r>
+    </w:p>
+    <w:p>
+      <w:pPr>
+        <w:pStyle w:val="gmail-msonormal"/>
+        <w:spacing w:before="0" w:beforeAutospacing="0" w:after="0" w:afterAutospacing="0"/>
         <w:jc w:val="both"/>
         <w:rPr>
-          <w:rFonts w:ascii="Times New Roman" w:eastAsia="Times New Roman" w:hAnsi="Times New Roman" w:cs="Times New Roman"/>
-        </w:rPr>
-      </w:pPr>
-      <w:r>
-        <w:rPr>
-          <w:rFonts w:ascii="Times New Roman" w:eastAsia="Times New Roman" w:hAnsi="Times New Roman" w:cs="Times New Roman"/>
-        </w:rPr>
-        <w:tab/>
-        <w:t xml:space="preserve"> </w:t>
-      </w:r>
-    </w:p>
-    <w:p>
-      <w:pPr>
-        <w:spacing w:line="240" w:lineRule="auto"/>
+          <w:rFonts w:ascii="Arial" w:hAnsi="Arial" w:cs="Arial"/>
+          <w:color w:val="00000A"/>
+          <w:sz w:val="22"/>
+          <w:szCs w:val="22"/>
+        </w:rPr>
+      </w:pPr>
+      <w:r>
+        <w:rPr>
+          <w:rFonts w:hint="cs"/>
+          <w:color w:val="00000A"/>
+          <w:sz w:val="22"/>
+          <w:szCs w:val="22"/>
+          <w:lang w:val="en"/>
+        </w:rPr>
+        <w:t>             </w:t>
+      </w:r>
+    </w:p>
+    <w:p>
+      <w:pPr>
+        <w:pStyle w:val="gmail-msonormal"/>
+        <w:spacing w:before="0" w:beforeAutospacing="0" w:after="0" w:afterAutospacing="0"/>
         <w:jc w:val="both"/>
         <w:rPr>
-          <w:rFonts w:ascii="Times New Roman" w:eastAsia="Times New Roman" w:hAnsi="Times New Roman" w:cs="Times New Roman"/>
-        </w:rPr>
-      </w:pPr>
-    </w:p>
-    <w:p>
-      <w:pPr>
-        <w:spacing w:line="240" w:lineRule="auto"/>
+          <w:rFonts w:ascii="Arial" w:hAnsi="Arial" w:cs="Arial"/>
+          <w:color w:val="00000A"/>
+          <w:sz w:val="22"/>
+          <w:szCs w:val="22"/>
+        </w:rPr>
+      </w:pPr>
+      <w:r>
+        <w:rPr>
+          <w:rFonts w:hint="cs"/>
+          <w:color w:val="00000A"/>
+          <w:sz w:val="22"/>
+          <w:szCs w:val="22"/>
+          <w:lang w:val="en"/>
+        </w:rPr>
+        <w:t> </w:t>
+      </w:r>
+    </w:p>
+    <w:p>
+      <w:pPr>
+        <w:pStyle w:val="gmail-msonormal"/>
+        <w:spacing w:before="0" w:beforeAutospacing="0" w:after="0" w:afterAutospacing="0"/>
         <w:jc w:val="both"/>
         <w:rPr>
-          <w:rFonts w:ascii="Times New Roman" w:eastAsia="Times New Roman" w:hAnsi="Times New Roman" w:cs="Times New Roman"/>
-        </w:rPr>
-      </w:pPr>
-      <w:r>
-        <w:rPr>
-          <w:rFonts w:ascii="Times New Roman" w:eastAsia="Times New Roman" w:hAnsi="Times New Roman" w:cs="Times New Roman"/>
+          <w:rFonts w:ascii="Arial" w:hAnsi="Arial" w:cs="Arial"/>
+          <w:color w:val="00000A"/>
+          <w:sz w:val="22"/>
+          <w:szCs w:val="22"/>
+        </w:rPr>
+      </w:pPr>
+      <w:r>
+        <w:rPr>
+          <w:rFonts w:hint="cs"/>
+          <w:color w:val="00000A"/>
+          <w:sz w:val="22"/>
+          <w:szCs w:val="22"/>
+          <w:lang w:val="en"/>
         </w:rPr>
         <w:t>Sincerely,</w:t>
       </w:r>
     </w:p>
     <w:p>
       <w:pPr>
-        <w:spacing w:line="240" w:lineRule="auto"/>
+        <w:pStyle w:val="gmail-msonormal"/>
+        <w:spacing w:before="0" w:beforeAutospacing="0" w:after="0" w:afterAutospacing="0"/>
         <w:jc w:val="both"/>
         <w:rPr>
-          <w:rFonts w:ascii="Times New Roman" w:eastAsia="Times New Roman" w:hAnsi="Times New Roman" w:cs="Times New Roman"/>
-        </w:rPr>
-      </w:pPr>
-      <w:r>
-        <w:rPr>
-          <w:rFonts w:ascii="Times New Roman" w:eastAsia="Times New Roman" w:hAnsi="Times New Roman" w:cs="Times New Roman"/>
+          <w:rFonts w:ascii="Arial" w:hAnsi="Arial" w:cs="Arial"/>
+          <w:color w:val="00000A"/>
+          <w:sz w:val="22"/>
+          <w:szCs w:val="22"/>
+        </w:rPr>
+      </w:pPr>
+      <w:r>
+        <w:rPr>
+          <w:rFonts w:hint="cs"/>
+          <w:color w:val="00000A"/>
+          <w:sz w:val="22"/>
+          <w:szCs w:val="22"/>
+          <w:lang w:val="en"/>
         </w:rPr>
         <w:t>Devansh Manu</w:t>
       </w:r>
     </w:p>
+    <w:bookmarkEnd w:id="0"/>
     <w:p>
       <w:pPr>
         <w:spacing w:line="240" w:lineRule="auto"/>
@@ -703,7 +902,7 @@
 </file>
 
 <file path=word/styles.xml><?xml version="1.0" encoding="utf-8"?>
-<w:styles xmlns:mc="http://schemas.openxmlformats.org/markup-compatibility/2006" xmlns:r="http://schemas.openxmlformats.org/officeDocument/2006/relationships" xmlns:w="http://schemas.openxmlformats.org/wordprocessingml/2006/main" xmlns:w14="http://schemas.microsoft.com/office/word/2010/wordml" xmlns:w15="http://schemas.microsoft.com/office/word/2012/wordml" xmlns:w16cid="http://schemas.microsoft.com/office/word/2016/wordml/cid" xmlns:w16se="http://schemas.microsoft.com/office/word/2015/wordml/symex" mc:Ignorable="w14 w15 w16se w16cid">
+<w:styles xmlns:mc="http://schemas.openxmlformats.org/markup-compatibility/2006" xmlns:r="http://schemas.openxmlformats.org/officeDocument/2006/relationships" xmlns:w="http://schemas.openxmlformats.org/wordprocessingml/2006/main" xmlns:w14="http://schemas.microsoft.com/office/word/2010/wordml" xmlns:w15="http://schemas.microsoft.com/office/word/2012/wordml" xmlns:w16cex="http://schemas.microsoft.com/office/word/2018/wordml/cex" xmlns:w16cid="http://schemas.microsoft.com/office/word/2016/wordml/cid" xmlns:w16="http://schemas.microsoft.com/office/word/2018/wordml" xmlns:w16se="http://schemas.microsoft.com/office/word/2015/wordml/symex" mc:Ignorable="w14 w15 w16se w16cid w16 w16cex">
   <w:docDefaults>
     <w:rPrDefault>
       <w:rPr>
@@ -714,7 +913,7 @@
     </w:rPrDefault>
     <w:pPrDefault/>
   </w:docDefaults>
-  <w:latentStyles w:defLockedState="0" w:defUIPriority="99" w:defSemiHidden="0" w:defUnhideWhenUsed="0" w:defQFormat="0" w:count="377">
+  <w:latentStyles w:defLockedState="0" w:defUIPriority="99" w:defSemiHidden="0" w:defUnhideWhenUsed="0" w:defQFormat="0" w:count="376">
     <w:lsdException w:name="Normal" w:uiPriority="0" w:qFormat="1"/>
     <w:lsdException w:name="heading 1" w:uiPriority="9" w:qFormat="1"/>
     <w:lsdException w:name="heading 2" w:semiHidden="1" w:uiPriority="9" w:unhideWhenUsed="1" w:qFormat="1"/>
@@ -1091,7 +1290,6 @@
     <w:lsdException w:name="Hashtag" w:semiHidden="1" w:unhideWhenUsed="1"/>
     <w:lsdException w:name="Unresolved Mention" w:semiHidden="1" w:unhideWhenUsed="1"/>
     <w:lsdException w:name="Smart Link" w:semiHidden="1" w:unhideWhenUsed="1"/>
-    <w:lsdException w:name="Smart Link Error" w:semiHidden="1" w:unhideWhenUsed="1"/>
   </w:latentStyles>
   <w:style w:type="paragraph" w:default="1" w:styleId="Normal">
     <w:name w:val="Normal"/>
@@ -1224,6 +1422,7 @@
   <w:style w:type="character" w:default="1" w:styleId="DefaultParagraphFont">
     <w:name w:val="Default Paragraph Font"/>
     <w:uiPriority w:val="1"/>
+    <w:semiHidden/>
     <w:unhideWhenUsed/>
   </w:style>
   <w:style w:type="table" w:default="1" w:styleId="TableNormal">
@@ -1263,7 +1462,6 @@
     <w:rPr>
       <w:color w:val="000080"/>
       <w:u w:val="single"/>
-      <w:lang/>
     </w:rPr>
   </w:style>
   <w:style w:type="paragraph" w:customStyle="1" w:styleId="Heading">
@@ -1361,6 +1559,23 @@
       <w:color w:val="666666"/>
       <w:sz w:val="30"/>
       <w:szCs w:val="30"/>
+    </w:rPr>
+  </w:style>
+  <w:style w:type="paragraph" w:customStyle="1" w:styleId="gmail-msonormal">
+    <w:name w:val="gmail-msonormal"/>
+    <w:basedOn w:val="Normal"/>
+    <w:rsid w:val="00C40750"/>
+    <w:pPr>
+      <w:widowControl/>
+      <w:spacing w:before="100" w:beforeAutospacing="1" w:after="100" w:afterAutospacing="1" w:line="240" w:lineRule="auto"/>
+      <w:contextualSpacing w:val="0"/>
+    </w:pPr>
+    <w:rPr>
+      <w:rFonts w:ascii="Times New Roman" w:eastAsia="Times New Roman" w:hAnsi="Times New Roman" w:cs="Times New Roman"/>
+      <w:color w:val="auto"/>
+      <w:sz w:val="24"/>
+      <w:szCs w:val="24"/>
+      <w:lang w:val="en-IN" w:eastAsia="en-GB" w:bidi="ar-SA"/>
     </w:rPr>
   </w:style>
 </w:styles>

--- a/Cover Letter New.docx
+++ b/Cover Letter New.docx
@@ -154,592 +154,184 @@
     <w:p>
       <w:pPr>
         <w:pStyle w:val="gmail-msonormal"/>
-        <w:spacing w:before="0" w:beforeAutospacing="0" w:after="0" w:afterAutospacing="0" w:line="276" w:lineRule="auto"/>
         <w:jc w:val="both"/>
         <w:rPr>
-          <w:rFonts w:ascii="Arial" w:hAnsi="Arial" w:cs="Arial"/>
-          <w:color w:val="00000A"/>
-          <w:sz w:val="22"/>
-          <w:szCs w:val="22"/>
-        </w:rPr>
-      </w:pPr>
-      <w:bookmarkStart w:id="0" w:name="_GoBack"/>
-      <w:r>
-        <w:rPr>
-          <w:rFonts w:hint="cs"/>
-          <w:color w:val="00000A"/>
-          <w:sz w:val="22"/>
-          <w:szCs w:val="22"/>
-          <w:lang w:val="en"/>
-        </w:rPr>
-        <w:t xml:space="preserve">I’m a final year student at </w:t>
-      </w:r>
-      <w:r>
-        <w:rPr>
-          <w:rFonts w:hint="cs"/>
-          <w:b/>
-          <w:bCs/>
-          <w:color w:val="00000A"/>
-          <w:sz w:val="22"/>
-          <w:szCs w:val="22"/>
-          <w:lang w:val="en"/>
-        </w:rPr>
-        <w:t>International Institute of Information Technology, Hyderabad</w:t>
-      </w:r>
-      <w:r>
-        <w:rPr>
-          <w:rFonts w:hint="cs"/>
-          <w:color w:val="00000A"/>
-          <w:sz w:val="22"/>
-          <w:szCs w:val="22"/>
-          <w:lang w:val="en"/>
-        </w:rPr>
-        <w:t xml:space="preserve">. I’m pursuing my </w:t>
-      </w:r>
-      <w:proofErr w:type="gramStart"/>
-      <w:r>
-        <w:rPr>
-          <w:rFonts w:hint="cs"/>
-          <w:b/>
-          <w:bCs/>
-          <w:color w:val="00000A"/>
-          <w:sz w:val="22"/>
-          <w:szCs w:val="22"/>
-          <w:lang w:val="en"/>
-        </w:rPr>
-        <w:t>B.Tech</w:t>
-      </w:r>
-      <w:proofErr w:type="gramEnd"/>
-      <w:r>
-        <w:rPr>
-          <w:rFonts w:hint="cs"/>
-          <w:b/>
-          <w:bCs/>
-          <w:color w:val="00000A"/>
-          <w:sz w:val="22"/>
-          <w:szCs w:val="22"/>
-          <w:lang w:val="en"/>
-        </w:rPr>
-        <w:t xml:space="preserve"> (Hons) in Computer Science</w:t>
-      </w:r>
-      <w:r>
-        <w:rPr>
-          <w:rFonts w:hint="cs"/>
-          <w:color w:val="00000A"/>
-          <w:sz w:val="22"/>
-          <w:szCs w:val="22"/>
-          <w:lang w:val="en"/>
-        </w:rPr>
-        <w:t xml:space="preserve"> and </w:t>
-      </w:r>
-      <w:r>
-        <w:rPr>
-          <w:rFonts w:hint="cs"/>
-          <w:b/>
-          <w:bCs/>
-          <w:color w:val="00000A"/>
-          <w:sz w:val="22"/>
-          <w:szCs w:val="22"/>
-          <w:lang w:val="en"/>
-        </w:rPr>
-        <w:t>MS by Research in Computational Humanities</w:t>
-      </w:r>
-      <w:r>
-        <w:rPr>
-          <w:rFonts w:hint="cs"/>
-          <w:color w:val="00000A"/>
-          <w:sz w:val="22"/>
-          <w:szCs w:val="22"/>
-          <w:lang w:val="en"/>
-        </w:rPr>
-        <w:t xml:space="preserve">. My primary interests lie in the field of </w:t>
-      </w:r>
-      <w:r>
-        <w:rPr>
-          <w:rFonts w:hint="cs"/>
-          <w:color w:val="00000A"/>
-          <w:sz w:val="22"/>
-          <w:szCs w:val="22"/>
-          <w:u w:val="single"/>
-          <w:lang w:val="en"/>
-        </w:rPr>
-        <w:t>Software Development, Data Science and Machine Learning</w:t>
-      </w:r>
-      <w:r>
-        <w:rPr>
-          <w:rFonts w:hint="cs"/>
-          <w:color w:val="00000A"/>
-          <w:sz w:val="22"/>
-          <w:szCs w:val="22"/>
-          <w:lang w:val="en"/>
-        </w:rPr>
-        <w:t>.</w:t>
+          <w:color w:val="00000A"/>
+          <w:sz w:val="22"/>
+          <w:szCs w:val="22"/>
+          <w:lang w:val="en"/>
+        </w:rPr>
+      </w:pPr>
+      <w:r>
+        <w:rPr>
+          <w:color w:val="00000A"/>
+          <w:sz w:val="22"/>
+          <w:szCs w:val="22"/>
+          <w:lang w:val="en"/>
+        </w:rPr>
+        <w:t>I’m a graduate of the International Institute of Information Technology, Hyderabad. I’m pursued my B.Tech (Hons) in Computer Science and MS by Research in Computational Humanities. My primary interests lie in the field of Software Development, Data Science and Machine Learning.</w:t>
       </w:r>
     </w:p>
     <w:p>
       <w:pPr>
         <w:pStyle w:val="gmail-msonormal"/>
-        <w:spacing w:before="0" w:beforeAutospacing="0" w:after="0" w:afterAutospacing="0" w:line="276" w:lineRule="auto"/>
         <w:jc w:val="both"/>
         <w:rPr>
-          <w:rFonts w:ascii="Arial" w:hAnsi="Arial" w:cs="Arial"/>
-          <w:color w:val="00000A"/>
-          <w:sz w:val="22"/>
-          <w:szCs w:val="22"/>
-        </w:rPr>
-      </w:pPr>
-      <w:r>
-        <w:rPr>
-          <w:rFonts w:hint="cs"/>
-          <w:color w:val="00000A"/>
-          <w:sz w:val="22"/>
-          <w:szCs w:val="22"/>
-          <w:lang w:val="en"/>
-        </w:rPr>
-        <w:t> </w:t>
+          <w:color w:val="00000A"/>
+          <w:sz w:val="22"/>
+          <w:szCs w:val="22"/>
+          <w:lang w:val="en"/>
+        </w:rPr>
+      </w:pPr>
+      <w:r>
+        <w:rPr>
+          <w:color w:val="00000A"/>
+          <w:sz w:val="22"/>
+          <w:szCs w:val="22"/>
+          <w:lang w:val="en"/>
+        </w:rPr>
+        <w:t xml:space="preserve"> </w:t>
       </w:r>
     </w:p>
     <w:p>
       <w:pPr>
         <w:pStyle w:val="gmail-msonormal"/>
-        <w:spacing w:before="0" w:beforeAutospacing="0" w:after="0" w:afterAutospacing="0" w:line="276" w:lineRule="auto"/>
         <w:jc w:val="both"/>
         <w:rPr>
-          <w:rFonts w:ascii="Arial" w:hAnsi="Arial" w:cs="Arial"/>
-          <w:color w:val="00000A"/>
-          <w:sz w:val="22"/>
-          <w:szCs w:val="22"/>
-        </w:rPr>
-      </w:pPr>
-      <w:r>
-        <w:rPr>
-          <w:rFonts w:hint="cs"/>
-          <w:color w:val="00000A"/>
-          <w:sz w:val="22"/>
-          <w:szCs w:val="22"/>
-          <w:lang w:val="en"/>
-        </w:rPr>
-        <w:t xml:space="preserve">I am a fast </w:t>
-      </w:r>
-      <w:proofErr w:type="gramStart"/>
-      <w:r>
-        <w:rPr>
-          <w:rFonts w:hint="cs"/>
-          <w:color w:val="00000A"/>
-          <w:sz w:val="22"/>
-          <w:szCs w:val="22"/>
-          <w:lang w:val="en"/>
-        </w:rPr>
-        <w:t>learner,</w:t>
-      </w:r>
-      <w:proofErr w:type="gramEnd"/>
-      <w:r>
-        <w:rPr>
-          <w:rFonts w:hint="cs"/>
-          <w:color w:val="00000A"/>
-          <w:sz w:val="22"/>
-          <w:szCs w:val="22"/>
-          <w:lang w:val="en"/>
-        </w:rPr>
-        <w:t xml:space="preserve"> a passionate developing enthusiast and I love solving problems; be it tinkering with designing a model or simply developing programs and breaking the code. I have a good amount of </w:t>
-      </w:r>
-      <w:r>
-        <w:rPr>
-          <w:rFonts w:hint="cs"/>
-          <w:color w:val="00000A"/>
-          <w:sz w:val="22"/>
-          <w:szCs w:val="22"/>
-          <w:u w:val="single"/>
-          <w:lang w:val="en"/>
-        </w:rPr>
-        <w:t>full-stack development</w:t>
-      </w:r>
-      <w:r>
-        <w:rPr>
-          <w:rFonts w:hint="cs"/>
-          <w:color w:val="00000A"/>
-          <w:sz w:val="22"/>
-          <w:szCs w:val="22"/>
-          <w:lang w:val="en"/>
-        </w:rPr>
-        <w:t xml:space="preserve"> and </w:t>
-      </w:r>
-      <w:r>
-        <w:rPr>
-          <w:rFonts w:hint="cs"/>
-          <w:color w:val="00000A"/>
-          <w:sz w:val="22"/>
-          <w:szCs w:val="22"/>
-          <w:u w:val="single"/>
-          <w:lang w:val="en"/>
-        </w:rPr>
-        <w:t>data science experience</w:t>
-      </w:r>
-      <w:r>
-        <w:rPr>
-          <w:rFonts w:hint="cs"/>
-          <w:color w:val="00000A"/>
-          <w:sz w:val="22"/>
-          <w:szCs w:val="22"/>
-          <w:lang w:val="en"/>
-        </w:rPr>
-        <w:t xml:space="preserve">. </w:t>
-      </w:r>
-      <w:r>
-        <w:rPr>
-          <w:rFonts w:hint="cs"/>
-          <w:color w:val="00000A"/>
-          <w:sz w:val="22"/>
-          <w:szCs w:val="22"/>
-        </w:rPr>
-        <w:t> I have also interned at American Express, UK where I gained a complete agile product experience with back-end development, front-end development, UX, product planning, design sprints, user-testing, alpha-testing, and product pitches.</w:t>
+          <w:color w:val="00000A"/>
+          <w:sz w:val="22"/>
+          <w:szCs w:val="22"/>
+          <w:lang w:val="en"/>
+        </w:rPr>
+      </w:pPr>
+      <w:r>
+        <w:rPr>
+          <w:color w:val="00000A"/>
+          <w:sz w:val="22"/>
+          <w:szCs w:val="22"/>
+          <w:lang w:val="en"/>
+        </w:rPr>
+        <w:t>I am a fast learner, a passionate developing enthusiast and I love solving problems; be it tinkering with designing a model or simply developing programs and breaking the code. I have a good amount of full-stack development and data science experience.  I have also interned at American Express, UK where I gained a complete agile product experience with back-end development, front-end development, UX, product planning, design sprints, user-testing, alpha-testing, and product pitches.</w:t>
       </w:r>
     </w:p>
     <w:p>
       <w:pPr>
         <w:pStyle w:val="gmail-msonormal"/>
-        <w:spacing w:before="0" w:beforeAutospacing="0" w:after="0" w:afterAutospacing="0" w:line="276" w:lineRule="auto"/>
         <w:jc w:val="both"/>
         <w:rPr>
-          <w:rFonts w:ascii="Arial" w:hAnsi="Arial" w:cs="Arial"/>
-          <w:color w:val="00000A"/>
-          <w:sz w:val="22"/>
-          <w:szCs w:val="22"/>
-        </w:rPr>
-      </w:pPr>
-      <w:r>
-        <w:rPr>
-          <w:rFonts w:hint="cs"/>
-          <w:color w:val="00000A"/>
-          <w:sz w:val="22"/>
-          <w:szCs w:val="22"/>
-        </w:rPr>
-        <w:t> </w:t>
+          <w:color w:val="00000A"/>
+          <w:sz w:val="22"/>
+          <w:szCs w:val="22"/>
+          <w:lang w:val="en"/>
+        </w:rPr>
+      </w:pPr>
+      <w:r>
+        <w:rPr>
+          <w:color w:val="00000A"/>
+          <w:sz w:val="22"/>
+          <w:szCs w:val="22"/>
+          <w:lang w:val="en"/>
+        </w:rPr>
+        <w:t xml:space="preserve"> </w:t>
       </w:r>
     </w:p>
     <w:p>
       <w:pPr>
         <w:pStyle w:val="gmail-msonormal"/>
-        <w:spacing w:before="0" w:beforeAutospacing="0" w:after="0" w:afterAutospacing="0" w:line="276" w:lineRule="auto"/>
         <w:jc w:val="both"/>
         <w:rPr>
-          <w:rFonts w:ascii="Arial" w:hAnsi="Arial" w:cs="Arial"/>
-          <w:color w:val="00000A"/>
-          <w:sz w:val="22"/>
-          <w:szCs w:val="22"/>
-        </w:rPr>
-      </w:pPr>
-      <w:r>
-        <w:rPr>
-          <w:rFonts w:hint="cs"/>
-          <w:color w:val="00000A"/>
-          <w:sz w:val="22"/>
-          <w:szCs w:val="22"/>
-          <w:lang w:val="en"/>
-        </w:rPr>
-        <w:t xml:space="preserve">As a student who is doing his major in Computer Science, I have undertaken lots of projects that taught me how to be a team player who constantly thrives on improving the project or the task at hand. I learned how to work in a team and handle large amounts of codebase; be it contributing to an existing code, refactoring the code, using trackers to keep records of issues, and manage them. As part of my </w:t>
-      </w:r>
-      <w:proofErr w:type="gramStart"/>
-      <w:r>
-        <w:rPr>
-          <w:rFonts w:hint="cs"/>
-          <w:color w:val="00000A"/>
-          <w:sz w:val="22"/>
-          <w:szCs w:val="22"/>
-          <w:lang w:val="en"/>
-        </w:rPr>
-        <w:t>Master’s</w:t>
-      </w:r>
-      <w:proofErr w:type="gramEnd"/>
-      <w:r>
-        <w:rPr>
-          <w:rFonts w:hint="cs"/>
-          <w:color w:val="00000A"/>
-          <w:sz w:val="22"/>
-          <w:szCs w:val="22"/>
-          <w:lang w:val="en"/>
-        </w:rPr>
-        <w:t xml:space="preserve"> credits, I have also gained experience in fields like </w:t>
-      </w:r>
-      <w:r>
-        <w:rPr>
-          <w:rFonts w:hint="cs"/>
-          <w:color w:val="00000A"/>
-          <w:sz w:val="22"/>
-          <w:szCs w:val="22"/>
-          <w:u w:val="single"/>
-          <w:lang w:val="en"/>
-        </w:rPr>
-        <w:t>Ontology</w:t>
-      </w:r>
-      <w:r>
-        <w:rPr>
-          <w:rFonts w:hint="cs"/>
-          <w:color w:val="00000A"/>
-          <w:sz w:val="22"/>
-          <w:szCs w:val="22"/>
-          <w:lang w:val="en"/>
-        </w:rPr>
-        <w:t xml:space="preserve">, </w:t>
-      </w:r>
-      <w:r>
-        <w:rPr>
-          <w:rFonts w:hint="cs"/>
-          <w:color w:val="00000A"/>
-          <w:sz w:val="22"/>
-          <w:szCs w:val="22"/>
-          <w:u w:val="single"/>
-          <w:lang w:val="en"/>
-        </w:rPr>
-        <w:t>Web 3.0</w:t>
-      </w:r>
-      <w:r>
-        <w:rPr>
-          <w:rFonts w:hint="cs"/>
-          <w:color w:val="00000A"/>
-          <w:sz w:val="22"/>
-          <w:szCs w:val="22"/>
-          <w:lang w:val="en"/>
-        </w:rPr>
-        <w:t xml:space="preserve">, Sociology and </w:t>
-      </w:r>
-      <w:r>
-        <w:rPr>
-          <w:rFonts w:hint="cs"/>
-          <w:color w:val="00000A"/>
-          <w:sz w:val="22"/>
-          <w:szCs w:val="22"/>
-          <w:u w:val="single"/>
-          <w:lang w:val="en"/>
-        </w:rPr>
-        <w:t>Confluence of Humanities and Computer Science</w:t>
-      </w:r>
-      <w:r>
-        <w:rPr>
-          <w:rFonts w:hint="cs"/>
-          <w:color w:val="00000A"/>
-          <w:sz w:val="22"/>
-          <w:szCs w:val="22"/>
-          <w:lang w:val="en"/>
-        </w:rPr>
-        <w:t>.</w:t>
+          <w:color w:val="00000A"/>
+          <w:sz w:val="22"/>
+          <w:szCs w:val="22"/>
+          <w:lang w:val="en"/>
+        </w:rPr>
+      </w:pPr>
+      <w:r>
+        <w:rPr>
+          <w:color w:val="00000A"/>
+          <w:sz w:val="22"/>
+          <w:szCs w:val="22"/>
+          <w:lang w:val="en"/>
+        </w:rPr>
+        <w:t>As a student who is doing his major in Computer Science, I have undertaken lots of projects that taught me how to be a team player who constantly thrives on improving the project or the task at hand. I learned how to work in a team and handle large amounts of codebase; be it contributing to an existing code, refactoring the code, using trackers to keep records of issues, and manage them. As part of my Master’s credits, I have also gained experience in fields like Ontology, Web 3.0, Sociology and Confluence of Humanities and Computer Science.</w:t>
       </w:r>
     </w:p>
     <w:p>
       <w:pPr>
         <w:pStyle w:val="gmail-msonormal"/>
-        <w:spacing w:before="0" w:beforeAutospacing="0" w:after="0" w:afterAutospacing="0" w:line="276" w:lineRule="auto"/>
         <w:jc w:val="both"/>
         <w:rPr>
-          <w:rFonts w:ascii="Arial" w:hAnsi="Arial" w:cs="Arial"/>
-          <w:color w:val="00000A"/>
-          <w:sz w:val="22"/>
-          <w:szCs w:val="22"/>
-        </w:rPr>
-      </w:pPr>
-      <w:r>
-        <w:rPr>
-          <w:rFonts w:hint="cs"/>
-          <w:color w:val="00000A"/>
-          <w:sz w:val="22"/>
-          <w:szCs w:val="22"/>
-          <w:lang w:val="en"/>
-        </w:rPr>
-        <w:t> </w:t>
+          <w:color w:val="00000A"/>
+          <w:sz w:val="22"/>
+          <w:szCs w:val="22"/>
+          <w:lang w:val="en"/>
+        </w:rPr>
+      </w:pPr>
+      <w:r>
+        <w:rPr>
+          <w:color w:val="00000A"/>
+          <w:sz w:val="22"/>
+          <w:szCs w:val="22"/>
+          <w:lang w:val="en"/>
+        </w:rPr>
+        <w:t xml:space="preserve"> </w:t>
       </w:r>
     </w:p>
     <w:p>
       <w:pPr>
         <w:pStyle w:val="gmail-msonormal"/>
-        <w:spacing w:before="0" w:beforeAutospacing="0" w:after="0" w:afterAutospacing="0" w:line="276" w:lineRule="auto"/>
         <w:jc w:val="both"/>
         <w:rPr>
-          <w:rFonts w:ascii="Arial" w:hAnsi="Arial" w:cs="Arial"/>
-          <w:color w:val="00000A"/>
-          <w:sz w:val="22"/>
-          <w:szCs w:val="22"/>
-        </w:rPr>
-      </w:pPr>
-      <w:r>
-        <w:rPr>
-          <w:rFonts w:hint="cs"/>
-          <w:color w:val="00000A"/>
-          <w:sz w:val="22"/>
-          <w:szCs w:val="22"/>
-          <w:lang w:val="en"/>
-        </w:rPr>
-        <w:t xml:space="preserve">The diversity in different fields that can be explored as a software developer inspires me to pursue it as a career option. In the past three years I have gathered a decent amount of exposure and proficient experience in projects dealing with </w:t>
-      </w:r>
-      <w:r>
-        <w:rPr>
-          <w:rFonts w:hint="cs"/>
-          <w:color w:val="00000A"/>
-          <w:sz w:val="22"/>
-          <w:szCs w:val="22"/>
-          <w:u w:val="single"/>
-          <w:lang w:val="en"/>
-        </w:rPr>
-        <w:t>Python, R, C/C++, HTML/CSS, Bash, and JavaScript</w:t>
-      </w:r>
-      <w:r>
-        <w:rPr>
-          <w:rFonts w:hint="cs"/>
-          <w:color w:val="00000A"/>
-          <w:sz w:val="22"/>
-          <w:szCs w:val="22"/>
-          <w:lang w:val="en"/>
-        </w:rPr>
-        <w:t xml:space="preserve">. Along with my courses, I was appointed as a </w:t>
-      </w:r>
-      <w:r>
-        <w:rPr>
-          <w:rFonts w:hint="cs"/>
-          <w:color w:val="00000A"/>
-          <w:sz w:val="22"/>
-          <w:szCs w:val="22"/>
-          <w:u w:val="single"/>
-          <w:lang w:val="en"/>
-        </w:rPr>
-        <w:t>Teaching Assistant</w:t>
-      </w:r>
-      <w:r>
-        <w:rPr>
-          <w:rFonts w:hint="cs"/>
-          <w:color w:val="00000A"/>
-          <w:sz w:val="22"/>
-          <w:szCs w:val="22"/>
-          <w:lang w:val="en"/>
-        </w:rPr>
-        <w:t xml:space="preserve"> for IT Workshop 1 and 2 offered to undergraduate students, consecutively for two semesters. I took up a course on Natural Language Processing to hone my skills and strengthen my foundations in the area of my research field. I thoroughly enjoyed the course which helped me gain a good introduction to Sentiment Analysis. Along with my academics, I have also interned at the prestigious </w:t>
-      </w:r>
-      <w:r>
-        <w:rPr>
-          <w:rFonts w:hint="cs"/>
-          <w:color w:val="00000A"/>
-          <w:sz w:val="22"/>
-          <w:szCs w:val="22"/>
-          <w:u w:val="single"/>
-          <w:lang w:val="en"/>
-        </w:rPr>
-        <w:t>Indian School of Business</w:t>
-      </w:r>
-      <w:r>
-        <w:rPr>
-          <w:rFonts w:hint="cs"/>
-          <w:color w:val="00000A"/>
-          <w:sz w:val="22"/>
-          <w:szCs w:val="22"/>
-          <w:lang w:val="en"/>
-        </w:rPr>
-        <w:t xml:space="preserve"> and startups </w:t>
-      </w:r>
-      <w:proofErr w:type="spellStart"/>
-      <w:r>
-        <w:rPr>
-          <w:rFonts w:hint="cs"/>
-          <w:color w:val="00000A"/>
-          <w:sz w:val="22"/>
-          <w:szCs w:val="22"/>
-          <w:lang w:val="en"/>
-        </w:rPr>
-        <w:t>focussing</w:t>
-      </w:r>
-      <w:proofErr w:type="spellEnd"/>
-      <w:r>
-        <w:rPr>
-          <w:rFonts w:hint="cs"/>
-          <w:color w:val="00000A"/>
-          <w:sz w:val="22"/>
-          <w:szCs w:val="22"/>
-          <w:lang w:val="en"/>
-        </w:rPr>
-        <w:t xml:space="preserve"> on cybersecurity, </w:t>
-      </w:r>
-      <w:proofErr w:type="spellStart"/>
-      <w:r>
-        <w:rPr>
-          <w:rFonts w:hint="cs"/>
-          <w:color w:val="00000A"/>
-          <w:sz w:val="22"/>
-          <w:szCs w:val="22"/>
-          <w:lang w:val="en"/>
-        </w:rPr>
-        <w:t>Authbase</w:t>
-      </w:r>
-      <w:proofErr w:type="spellEnd"/>
-      <w:r>
-        <w:rPr>
-          <w:rFonts w:hint="cs"/>
-          <w:color w:val="00000A"/>
-          <w:sz w:val="22"/>
-          <w:szCs w:val="22"/>
-          <w:lang w:val="en"/>
-        </w:rPr>
-        <w:t xml:space="preserve">, and data analytics, </w:t>
-      </w:r>
-      <w:proofErr w:type="spellStart"/>
-      <w:r>
-        <w:rPr>
-          <w:rFonts w:hint="cs"/>
-          <w:color w:val="00000A"/>
-          <w:sz w:val="22"/>
-          <w:szCs w:val="22"/>
-          <w:lang w:val="en"/>
-        </w:rPr>
-        <w:t>Lumata</w:t>
-      </w:r>
-      <w:proofErr w:type="spellEnd"/>
-      <w:r>
-        <w:rPr>
-          <w:rFonts w:hint="cs"/>
-          <w:color w:val="00000A"/>
-          <w:sz w:val="22"/>
-          <w:szCs w:val="22"/>
-          <w:lang w:val="en"/>
-        </w:rPr>
-        <w:t xml:space="preserve"> Digital.</w:t>
+          <w:color w:val="00000A"/>
+          <w:sz w:val="22"/>
+          <w:szCs w:val="22"/>
+          <w:lang w:val="en"/>
+        </w:rPr>
+      </w:pPr>
+      <w:r>
+        <w:rPr>
+          <w:color w:val="00000A"/>
+          <w:sz w:val="22"/>
+          <w:szCs w:val="22"/>
+          <w:lang w:val="en"/>
+        </w:rPr>
+        <w:t>The diversity in different fields that can be explored as a software developer inspires me to pursue it as a career option. In the past three years I have gathered a decent amount of exposure and proficient experience in projects dealing with Python, R, C/C++, HTML/CSS, Bash, and JavaScript. Along with my courses, I was appointed as a Teaching Assistant for IT Workshop 1 and 2 offered to undergraduate students, consecutively for two semesters. I took up a course on Natural Language Processing to hone my skills and strengthen my foundations in the area of my research field. I thoroughly enjoyed the course which helped me gain a good introduction to Sentiment Analysis. Along with my academics, I have also interned at the prestigious Indian School of Business and startups focussing on cybersecurity, Authbase, and data analytics, Lumata Digital.</w:t>
       </w:r>
     </w:p>
     <w:p>
       <w:pPr>
         <w:pStyle w:val="gmail-msonormal"/>
-        <w:spacing w:before="0" w:beforeAutospacing="0" w:after="0" w:afterAutospacing="0" w:line="276" w:lineRule="auto"/>
         <w:jc w:val="both"/>
         <w:rPr>
-          <w:rFonts w:ascii="Arial" w:hAnsi="Arial" w:cs="Arial"/>
-          <w:color w:val="00000A"/>
-          <w:sz w:val="22"/>
-          <w:szCs w:val="22"/>
-        </w:rPr>
-      </w:pPr>
-      <w:r>
-        <w:rPr>
-          <w:rFonts w:hint="cs"/>
-          <w:color w:val="00000A"/>
-          <w:sz w:val="22"/>
-          <w:szCs w:val="22"/>
-          <w:lang w:val="en"/>
-        </w:rPr>
-        <w:t> </w:t>
+          <w:color w:val="00000A"/>
+          <w:sz w:val="22"/>
+          <w:szCs w:val="22"/>
+          <w:lang w:val="en"/>
+        </w:rPr>
+      </w:pPr>
+      <w:r>
+        <w:rPr>
+          <w:color w:val="00000A"/>
+          <w:sz w:val="22"/>
+          <w:szCs w:val="22"/>
+          <w:lang w:val="en"/>
+        </w:rPr>
+        <w:t xml:space="preserve"> </w:t>
       </w:r>
     </w:p>
     <w:p>
       <w:pPr>
         <w:pStyle w:val="gmail-msonormal"/>
-        <w:spacing w:before="0" w:beforeAutospacing="0" w:after="0" w:afterAutospacing="0" w:line="276" w:lineRule="auto"/>
         <w:jc w:val="both"/>
         <w:rPr>
-          <w:rFonts w:ascii="Arial" w:hAnsi="Arial" w:cs="Arial"/>
-          <w:color w:val="00000A"/>
-          <w:sz w:val="22"/>
-          <w:szCs w:val="22"/>
-        </w:rPr>
-      </w:pPr>
-      <w:bookmarkStart w:id="1" w:name="__DdeLink__57_1644422661"/>
-      <w:bookmarkEnd w:id="1"/>
-      <w:r>
-        <w:rPr>
-          <w:rFonts w:hint="cs"/>
+          <w:color w:val="00000A"/>
+          <w:sz w:val="22"/>
+          <w:szCs w:val="22"/>
+          <w:lang w:val="en"/>
+        </w:rPr>
+      </w:pPr>
+      <w:r>
+        <w:rPr>
           <w:color w:val="00000A"/>
           <w:sz w:val="22"/>
           <w:szCs w:val="22"/>
@@ -751,18 +343,16 @@
     <w:p>
       <w:pPr>
         <w:pStyle w:val="gmail-msonormal"/>
-        <w:spacing w:before="0" w:beforeAutospacing="0" w:after="0" w:afterAutospacing="0" w:line="276" w:lineRule="auto"/>
         <w:jc w:val="both"/>
         <w:rPr>
-          <w:rFonts w:ascii="Arial" w:hAnsi="Arial" w:cs="Arial"/>
-          <w:color w:val="00000A"/>
-          <w:sz w:val="22"/>
-          <w:szCs w:val="22"/>
-        </w:rPr>
-      </w:pPr>
-      <w:r>
-        <w:rPr>
-          <w:rFonts w:hint="cs"/>
+          <w:color w:val="00000A"/>
+          <w:sz w:val="22"/>
+          <w:szCs w:val="22"/>
+          <w:lang w:val="en"/>
+        </w:rPr>
+      </w:pPr>
+      <w:r>
+        <w:rPr>
           <w:color w:val="00000A"/>
           <w:sz w:val="22"/>
           <w:szCs w:val="22"/>
@@ -785,13 +375,24 @@
       </w:pPr>
       <w:r>
         <w:rPr>
+          <w:color w:val="00000A"/>
+          <w:sz w:val="22"/>
+          <w:szCs w:val="22"/>
+          <w:lang w:val="en"/>
+        </w:rPr>
+        <w:t xml:space="preserve">             </w:t>
+      </w:r>
+      <w:bookmarkStart w:id="0" w:name="_GoBack"/>
+      <w:bookmarkEnd w:id="0"/>
+      <w:r>
+        <w:rPr>
           <w:rFonts w:hint="cs"/>
           <w:color w:val="00000A"/>
           <w:sz w:val="22"/>
           <w:szCs w:val="22"/>
           <w:lang w:val="en"/>
         </w:rPr>
-        <w:t>             </w:t>
+        <w:t> </w:t>
       </w:r>
     </w:p>
     <w:p>
@@ -814,7 +415,8 @@
           <w:szCs w:val="22"/>
           <w:lang w:val="en"/>
         </w:rPr>
-        <w:t> </w:t>
+        <w:lastRenderedPageBreak/>
+        <w:t>Sincerely,</w:t>
       </w:r>
     </w:p>
     <w:p>
@@ -837,33 +439,9 @@
           <w:szCs w:val="22"/>
           <w:lang w:val="en"/>
         </w:rPr>
-        <w:t>Sincerely,</w:t>
-      </w:r>
-    </w:p>
-    <w:p>
-      <w:pPr>
-        <w:pStyle w:val="gmail-msonormal"/>
-        <w:spacing w:before="0" w:beforeAutospacing="0" w:after="0" w:afterAutospacing="0"/>
-        <w:jc w:val="both"/>
-        <w:rPr>
-          <w:rFonts w:ascii="Arial" w:hAnsi="Arial" w:cs="Arial"/>
-          <w:color w:val="00000A"/>
-          <w:sz w:val="22"/>
-          <w:szCs w:val="22"/>
-        </w:rPr>
-      </w:pPr>
-      <w:r>
-        <w:rPr>
-          <w:rFonts w:hint="cs"/>
-          <w:color w:val="00000A"/>
-          <w:sz w:val="22"/>
-          <w:szCs w:val="22"/>
-          <w:lang w:val="en"/>
-        </w:rPr>
         <w:t>Devansh Manu</w:t>
       </w:r>
     </w:p>
-    <w:bookmarkEnd w:id="0"/>
     <w:p>
       <w:pPr>
         <w:spacing w:line="240" w:lineRule="auto"/>

--- a/Cover Letter New.docx
+++ b/Cover Letter New.docx
@@ -169,7 +169,25 @@
           <w:szCs w:val="22"/>
           <w:lang w:val="en"/>
         </w:rPr>
-        <w:t>I’m a graduate of the International Institute of Information Technology, Hyderabad. I’m pursued my B.Tech (Hons) in Computer Science and MS by Research in Computational Humanities. My primary interests lie in the field of Software Development, Data Science and Machine Learning.</w:t>
+        <w:t>I’m a graduate of the International Institute of Information Technology</w:t>
+      </w:r>
+      <w:r>
+        <w:rPr>
+          <w:color w:val="00000A"/>
+          <w:sz w:val="22"/>
+          <w:szCs w:val="22"/>
+          <w:lang w:val="en"/>
+        </w:rPr>
+        <w:t xml:space="preserve"> (IIIT)</w:t>
+      </w:r>
+      <w:r>
+        <w:rPr>
+          <w:color w:val="00000A"/>
+          <w:sz w:val="22"/>
+          <w:szCs w:val="22"/>
+          <w:lang w:val="en"/>
+        </w:rPr>
+        <w:t xml:space="preserve"> Hyderabad. I’m pursued my B.Tech (Hons) in Computer Science and MS by Research in Computational Humanities. My primary interests lie in the field of Software Development, Data Science and Machine Learning.</w:t>
       </w:r>
     </w:p>
     <w:p>
@@ -382,8 +400,6 @@
         </w:rPr>
         <w:t xml:space="preserve">             </w:t>
       </w:r>
-      <w:bookmarkStart w:id="0" w:name="_GoBack"/>
-      <w:bookmarkEnd w:id="0"/>
       <w:r>
         <w:rPr>
           <w:rFonts w:hint="cs"/>
